--- a/examples/声声慢/声声慢_教学设计.docx
+++ b/examples/声声慢/声声慢_教学设计.docx
@@ -99,7 +99,7 @@
     </w:tbl>
     <w:p>
       <w:pPr>
-        <w:pStyle w:val="000005"/>
+        <w:pStyle w:val="000001"/>
         <w:keepNext w:val="1"/>
         <w:keepLines w:val="1"/>
         <w:spacing w:before="336" w:beforeAutospacing="1" w:after="144" w:afterAutospacing="1" w:line="312"/>
@@ -2503,7 +2503,7 @@
     </w:p>
     <w:p>
       <w:pPr>
-        <w:pStyle w:val="000005"/>
+        <w:pStyle w:val="000001"/>
         <w:keepNext w:val="1"/>
         <w:keepLines w:val="1"/>
         <w:spacing w:before="336" w:beforeAutospacing="1" w:after="144" w:afterAutospacing="1" w:line="312"/>
@@ -2712,7 +2712,7 @@
     </w:p>
     <w:p>
       <w:pPr>
-        <w:pStyle w:val="000005"/>
+        <w:pStyle w:val="000001"/>
         <w:keepNext w:val="1"/>
         <w:keepLines w:val="1"/>
         <w:spacing w:before="336" w:beforeAutospacing="1" w:after="144" w:afterAutospacing="1" w:line="312"/>
@@ -2889,7 +2889,7 @@
     </w:p>
     <w:p>
       <w:pPr>
-        <w:pStyle w:val="000005"/>
+        <w:pStyle w:val="000001"/>
         <w:keepNext w:val="1"/>
         <w:keepLines w:val="1"/>
         <w:spacing w:before="336" w:beforeAutospacing="1" w:after="144" w:afterAutospacing="1" w:line="312"/>
@@ -3078,7 +3078,7 @@
     </w:tbl>
     <w:p>
       <w:pPr>
-        <w:pStyle w:val="000005"/>
+        <w:pStyle w:val="000001"/>
         <w:keepNext w:val="1"/>
         <w:keepLines w:val="1"/>
         <w:spacing w:before="336" w:beforeAutospacing="1" w:after="144" w:afterAutospacing="1" w:line="312"/>
@@ -3172,7 +3172,7 @@
     </w:p>
     <w:p>
       <w:pPr>
-        <w:pStyle w:val="000005"/>
+        <w:pStyle w:val="000001"/>
         <w:keepNext w:val="1"/>
         <w:keepLines w:val="1"/>
         <w:spacing w:before="336" w:beforeAutospacing="1" w:after="144" w:afterAutospacing="1" w:line="312"/>
@@ -5454,7 +5454,7 @@
     </w:p>
     <w:p>
       <w:pPr>
-        <w:pStyle w:val="000005"/>
+        <w:pStyle w:val="000001"/>
         <w:keepNext w:val="1"/>
         <w:keepLines w:val="1"/>
         <w:spacing w:before="336" w:beforeAutospacing="1" w:after="144" w:afterAutospacing="1" w:line="312"/>
@@ -5654,7 +5654,7 @@
     </w:p>
     <w:p>
       <w:pPr>
-        <w:pStyle w:val="000005"/>
+        <w:pStyle w:val="000001"/>
         <w:keepNext w:val="1"/>
         <w:keepLines w:val="1"/>
         <w:spacing w:before="336" w:beforeAutospacing="1" w:after="144" w:afterAutospacing="1" w:line="312"/>
@@ -5695,7 +5695,7 @@
     </w:p>
     <w:p>
       <w:pPr>
-        <w:pStyle w:val="000011"/>
+        <w:pStyle w:val="000003"/>
         <w:keepNext w:val="1"/>
         <w:keepLines w:val="1"/>
         <w:spacing w:before="240" w:beforeAutospacing="1" w:after="96" w:afterAutospacing="1" w:line="312"/>
@@ -5790,7 +5790,7 @@
     </w:p>
     <w:p>
       <w:pPr>
-        <w:pStyle w:val="000011"/>
+        <w:pStyle w:val="000003"/>
         <w:keepNext w:val="1"/>
         <w:keepLines w:val="1"/>
         <w:spacing w:before="240" w:beforeAutospacing="1" w:after="96" w:afterAutospacing="1" w:line="312"/>
@@ -6280,7 +6280,7 @@
     </w:tbl>
     <w:p>
       <w:pPr>
-        <w:pStyle w:val="000011"/>
+        <w:pStyle w:val="000003"/>
         <w:keepNext w:val="1"/>
         <w:keepLines w:val="1"/>
         <w:spacing w:before="240" w:beforeAutospacing="1" w:after="96" w:afterAutospacing="1" w:line="312"/>
@@ -6356,7 +6356,7 @@
     </w:tbl>
     <w:p>
       <w:pPr>
-        <w:pStyle w:val="000005"/>
+        <w:pStyle w:val="000001"/>
         <w:keepNext w:val="1"/>
         <w:keepLines w:val="1"/>
         <w:spacing w:before="336" w:beforeAutospacing="1" w:after="144" w:afterAutospacing="1" w:line="312"/>
@@ -6660,7 +6660,7 @@
     </w:p>
     <w:p>
       <w:pPr>
-        <w:pStyle w:val="000005"/>
+        <w:pStyle w:val="000001"/>
         <w:keepNext w:val="1"/>
         <w:keepLines w:val="1"/>
         <w:spacing w:before="336" w:beforeAutospacing="1" w:after="144" w:afterAutospacing="1" w:line="312"/>
@@ -6764,7 +6764,7 @@
     </w:p>
     <w:p>
       <w:pPr>
-        <w:pStyle w:val="000005"/>
+        <w:pStyle w:val="000001"/>
         <w:keepNext w:val="1"/>
         <w:keepLines w:val="1"/>
         <w:spacing w:before="336" w:beforeAutospacing="1" w:after="144" w:afterAutospacing="1" w:line="312"/>
@@ -6805,7 +6805,7 @@
     </w:p>
     <w:p>
       <w:pPr>
-        <w:pStyle w:val="000011"/>
+        <w:pStyle w:val="000003"/>
         <w:keepNext w:val="1"/>
         <w:keepLines w:val="1"/>
         <w:spacing w:before="240" w:beforeAutospacing="1" w:after="96" w:afterAutospacing="1" w:line="312"/>
@@ -6933,7 +6933,7 @@
     </w:p>
     <w:p>
       <w:pPr>
-        <w:pStyle w:val="000011"/>
+        <w:pStyle w:val="000003"/>
         <w:keepNext w:val="1"/>
         <w:keepLines w:val="1"/>
         <w:spacing w:before="240" w:beforeAutospacing="1" w:after="96" w:afterAutospacing="1" w:line="312"/>
@@ -7061,7 +7061,7 @@
     </w:p>
     <w:p>
       <w:pPr>
-        <w:pStyle w:val="000011"/>
+        <w:pStyle w:val="000003"/>
         <w:keepNext w:val="1"/>
         <w:keepLines w:val="1"/>
         <w:spacing w:before="240" w:beforeAutospacing="1" w:after="96" w:afterAutospacing="1" w:line="312"/>
@@ -7189,7 +7189,7 @@
     </w:p>
     <w:p>
       <w:pPr>
-        <w:pStyle w:val="000005"/>
+        <w:pStyle w:val="000001"/>
         <w:keepNext w:val="1"/>
         <w:keepLines w:val="1"/>
         <w:spacing w:before="336" w:beforeAutospacing="1" w:after="144" w:afterAutospacing="1" w:line="312"/>
@@ -7230,7 +7230,7 @@
     </w:p>
     <w:p>
       <w:pPr>
-        <w:pStyle w:val="000011"/>
+        <w:pStyle w:val="000003"/>
         <w:keepNext w:val="1"/>
         <w:keepLines w:val="1"/>
         <w:spacing w:before="240" w:beforeAutospacing="1" w:after="96" w:afterAutospacing="1" w:line="312"/>
@@ -7534,7 +7534,7 @@
     </w:tbl>
     <w:p>
       <w:pPr>
-        <w:pStyle w:val="000011"/>
+        <w:pStyle w:val="000003"/>
         <w:keepNext w:val="1"/>
         <w:keepLines w:val="1"/>
         <w:spacing w:before="240" w:beforeAutospacing="1" w:after="96" w:afterAutospacing="1" w:line="312"/>
@@ -7838,7 +7838,7 @@
     </w:tbl>
     <w:p>
       <w:pPr>
-        <w:pStyle w:val="000011"/>
+        <w:pStyle w:val="000003"/>
         <w:keepNext w:val="1"/>
         <w:keepLines w:val="1"/>
         <w:spacing w:before="240" w:beforeAutospacing="1" w:after="96" w:afterAutospacing="1" w:line="312"/>
@@ -8142,7 +8142,7 @@
     </w:tbl>
     <w:p>
       <w:pPr>
-        <w:pStyle w:val="000011"/>
+        <w:pStyle w:val="000003"/>
         <w:keepNext w:val="1"/>
         <w:keepLines w:val="1"/>
         <w:spacing w:before="240" w:beforeAutospacing="1" w:after="96" w:afterAutospacing="1" w:line="312"/>
@@ -8273,7 +8273,7 @@
     </w:p>
     <w:p>
       <w:pPr>
-        <w:pStyle w:val="000011"/>
+        <w:pStyle w:val="000003"/>
         <w:keepNext w:val="1"/>
         <w:keepLines w:val="1"/>
         <w:spacing w:before="240" w:beforeAutospacing="1" w:after="96" w:afterAutospacing="1" w:line="312"/>
@@ -8377,7 +8377,7 @@
     </w:p>
     <w:p>
       <w:pPr>
-        <w:pStyle w:val="000005"/>
+        <w:pStyle w:val="000001"/>
         <w:keepNext w:val="1"/>
         <w:keepLines w:val="1"/>
         <w:spacing w:before="336" w:beforeAutospacing="1" w:after="144" w:afterAutospacing="1" w:line="312"/>
@@ -9015,7 +9015,7 @@
     </w:p>
     <w:p>
       <w:pPr>
-        <w:pStyle w:val="000005"/>
+        <w:pStyle w:val="000001"/>
         <w:keepNext w:val="1"/>
         <w:keepLines w:val="1"/>
         <w:spacing w:before="336" w:beforeAutospacing="1" w:after="144" w:afterAutospacing="1" w:line="312"/>
@@ -9522,7 +9522,7 @@
     </w:tbl>
     <w:p>
       <w:pPr>
-        <w:pStyle w:val="000005"/>
+        <w:pStyle w:val="000001"/>
         <w:keepNext w:val="1"/>
         <w:keepLines w:val="1"/>
         <w:spacing w:before="336" w:beforeAutospacing="1" w:after="144" w:afterAutospacing="1" w:line="312"/>
@@ -10106,7 +10106,9 @@
         </w:tc>
       </w:tr>
     </w:tbl>
-    <w:p/>
+    <w:p>
+      <w:pPr/>
+    </w:p>
     <w:sectPr>
       <w:headerReference r:id="rId5" w:type="default"/>
       <w:footerReference r:id="rId6" w:type="default"/>
@@ -10228,11 +10230,11 @@
   <w:num w:numId="2">
     <w:abstractNumId w:val="1"/>
   </w:num>
+  <w:num w:numId="3">
+    <w:abstractNumId w:val="2"/>
+  </w:num>
   <w:num w:numId="4">
     <w:abstractNumId w:val="3"/>
-  </w:num>
-  <w:num w:numId="3">
-    <w:abstractNumId w:val="2"/>
   </w:num>
   <w:num w:numId="1">
     <w:abstractNumId w:val="0"/>
@@ -10259,117 +10261,99 @@
     </w:pPrDefault>
   </w:docDefaults>
   <w:latentStyles w:defLockedState="0" w:defUIPriority="99" w:defSemiHidden="0" w:defUnhideWhenUsed="0" w:defQFormat="0" w:count="88">
+    <w:lsdException w:name="heading 6" w:uiPriority="9" w:semiHidden="1" w:unhideWhenUsed="1" w:qFormat="1"/>
+    <w:lsdException w:name="footnote text" w:semiHidden="1" w:unhideWhenUsed="1"/>
+    <w:lsdException w:name="Normal" w:uiPriority="0" w:qFormat="1"/>
+    <w:lsdException w:name="annotation reference" w:semiHidden="1" w:unhideWhenUsed="1"/>
+    <w:lsdException w:name="List 2" w:semiHidden="1" w:unhideWhenUsed="1"/>
+    <w:lsdException w:name="index 8" w:semiHidden="1" w:unhideWhenUsed="1"/>
+    <w:lsdException w:name="header" w:semiHidden="1" w:unhideWhenUsed="1"/>
+    <w:lsdException w:name="List 4" w:semiHidden="1" w:unhideWhenUsed="1"/>
+    <w:lsdException w:name="endnote reference" w:semiHidden="1" w:unhideWhenUsed="1"/>
+    <w:lsdException w:name="toa heading" w:semiHidden="1" w:unhideWhenUsed="1"/>
+    <w:lsdException w:name="Body Text First Indent 2" w:semiHidden="1" w:unhideWhenUsed="1"/>
+    <w:lsdException w:name="List 5" w:semiHidden="1" w:unhideWhenUsed="1"/>
+    <w:lsdException w:name="FollowedHyperlink" w:semiHidden="1" w:unhideWhenUsed="1"/>
+    <w:lsdException w:name="List Continue 2" w:semiHidden="1" w:unhideWhenUsed="1"/>
     <w:lsdException w:name="List Number 2" w:semiHidden="1" w:unhideWhenUsed="1"/>
+    <w:lsdException w:name="List Continue 5" w:semiHidden="1" w:unhideWhenUsed="1"/>
+    <w:lsdException w:name="endnote text" w:semiHidden="1" w:unhideWhenUsed="1"/>
+    <w:lsdException w:name="annotation text" w:semiHidden="1" w:unhideWhenUsed="1"/>
+    <w:lsdException w:name="Date" w:semiHidden="1" w:unhideWhenUsed="1"/>
+    <w:lsdException w:name="List Number 5" w:semiHidden="1" w:unhideWhenUsed="1"/>
+    <w:lsdException w:name="Body Text" w:semiHidden="1" w:unhideWhenUsed="1"/>
+    <w:lsdException w:name="Hyperlink" w:semiHidden="1" w:unhideWhenUsed="1"/>
+    <w:lsdException w:name="Body Text First Indent" w:semiHidden="1" w:unhideWhenUsed="1"/>
+    <w:lsdException w:name="List" w:semiHidden="1" w:unhideWhenUsed="1"/>
+    <w:lsdException w:name="heading 7" w:uiPriority="9" w:semiHidden="1" w:unhideWhenUsed="1" w:qFormat="1"/>
+    <w:lsdException w:name="List Continue" w:semiHidden="1" w:unhideWhenUsed="1"/>
+    <w:lsdException w:name="heading 3" w:uiPriority="9" w:semiHidden="1" w:unhideWhenUsed="1" w:qFormat="1"/>
+    <w:lsdException w:name="List 3" w:semiHidden="1" w:unhideWhenUsed="1"/>
+    <w:lsdException w:name="toc 7" w:uiPriority="39" w:semiHidden="1" w:unhideWhenUsed="1"/>
+    <w:lsdException w:name="caption" w:uiPriority="35" w:semiHidden="1" w:unhideWhenUsed="1" w:qFormat="1"/>
+    <w:lsdException w:name="Title" w:uiPriority="10" w:qFormat="1"/>
+    <w:lsdException w:name="envelope address" w:semiHidden="1" w:unhideWhenUsed="1"/>
+    <w:lsdException w:name="index 6" w:semiHidden="1" w:unhideWhenUsed="1"/>
+    <w:lsdException w:name="Message Header" w:semiHidden="1" w:unhideWhenUsed="1"/>
+    <w:lsdException w:name="line number" w:semiHidden="1" w:unhideWhenUsed="1"/>
+    <w:lsdException w:name="heading 4" w:uiPriority="9" w:semiHidden="1" w:unhideWhenUsed="1" w:qFormat="1"/>
+    <w:lsdException w:name="heading 8" w:uiPriority="9" w:semiHidden="1" w:unhideWhenUsed="1" w:qFormat="1"/>
     <w:lsdException w:name="heading 2" w:uiPriority="9" w:semiHidden="1" w:unhideWhenUsed="1" w:qFormat="1"/>
-    <w:lsdException w:name="Title" w:uiPriority="10" w:qFormat="1"/>
+    <w:lsdException w:name="List Continue 4" w:semiHidden="1" w:unhideWhenUsed="1"/>
+    <w:lsdException w:name="Signature" w:semiHidden="1" w:unhideWhenUsed="1"/>
+    <w:lsdException w:name="List Bullet 5" w:semiHidden="1" w:unhideWhenUsed="1"/>
+    <w:lsdException w:name="toc 8" w:uiPriority="39" w:semiHidden="1" w:unhideWhenUsed="1"/>
+    <w:lsdException w:name="toc 6" w:uiPriority="39" w:semiHidden="1" w:unhideWhenUsed="1"/>
+    <w:lsdException w:name="List Number" w:semiHidden="1" w:unhideWhenUsed="1"/>
+    <w:lsdException w:name="List Number 4" w:semiHidden="1" w:unhideWhenUsed="1"/>
+    <w:lsdException w:name="macro" w:semiHidden="1" w:unhideWhenUsed="1"/>
+    <w:lsdException w:name="Salutation" w:semiHidden="1" w:unhideWhenUsed="1"/>
+    <w:lsdException w:name="Block Text" w:semiHidden="1" w:unhideWhenUsed="1"/>
+    <w:lsdException w:name="table of authorities" w:semiHidden="1" w:unhideWhenUsed="1"/>
+    <w:lsdException w:name="List Bullet 4" w:semiHidden="1" w:unhideWhenUsed="1"/>
+    <w:lsdException w:name="Normal Indent" w:semiHidden="1" w:unhideWhenUsed="1"/>
     <w:lsdException w:name="Body Text Indent" w:semiHidden="1" w:unhideWhenUsed="1"/>
-    <w:lsdException w:name="toc 2" w:uiPriority="39" w:semiHidden="1" w:unhideWhenUsed="1"/>
-    <w:lsdException w:name="List 5" w:semiHidden="1" w:unhideWhenUsed="1"/>
-    <w:lsdException w:name="List 2" w:semiHidden="1" w:unhideWhenUsed="1"/>
-    <w:lsdException w:name="index 7" w:semiHidden="1" w:unhideWhenUsed="1"/>
-    <w:lsdException w:name="Message Header" w:semiHidden="1" w:unhideWhenUsed="1"/>
-    <w:lsdException w:name="List 3" w:semiHidden="1" w:unhideWhenUsed="1"/>
-    <w:lsdException w:name="index 5" w:semiHidden="1" w:unhideWhenUsed="1"/>
-    <w:lsdException w:name="envelope return" w:semiHidden="1" w:unhideWhenUsed="1"/>
-    <w:lsdException w:name="Block Text" w:semiHidden="1" w:unhideWhenUsed="1"/>
-    <w:lsdException w:name="annotation text" w:semiHidden="1" w:unhideWhenUsed="1"/>
-    <w:lsdException w:name="Body Text 2" w:semiHidden="1" w:unhideWhenUsed="1"/>
-    <w:lsdException w:name="toc 6" w:uiPriority="39" w:semiHidden="1" w:unhideWhenUsed="1"/>
-    <w:lsdException w:name="toc 1" w:uiPriority="39" w:semiHidden="1" w:unhideWhenUsed="1"/>
-    <w:lsdException w:name="table of authorities" w:semiHidden="1" w:unhideWhenUsed="1"/>
-    <w:lsdException w:name="heading 4" w:uiPriority="9" w:semiHidden="1" w:unhideWhenUsed="1" w:qFormat="1"/>
-    <w:lsdException w:name="macro" w:semiHidden="1" w:unhideWhenUsed="1"/>
-    <w:lsdException w:name="Closing" w:semiHidden="1" w:unhideWhenUsed="1"/>
-    <w:lsdException w:name="index heading" w:semiHidden="1" w:unhideWhenUsed="1"/>
-    <w:lsdException w:name="toc 4" w:uiPriority="39" w:semiHidden="1" w:unhideWhenUsed="1"/>
-    <w:lsdException w:name="toc 9" w:uiPriority="39" w:semiHidden="1" w:unhideWhenUsed="1"/>
-    <w:lsdException w:name="heading 3" w:uiPriority="9" w:semiHidden="1" w:unhideWhenUsed="1" w:qFormat="1"/>
-    <w:lsdException w:name="Body Text First Indent 2" w:semiHidden="1" w:unhideWhenUsed="1"/>
-    <w:lsdException w:name="List Bullet 3" w:semiHidden="1" w:unhideWhenUsed="1"/>
-    <w:lsdException w:name="endnote reference" w:semiHidden="1" w:unhideWhenUsed="1"/>
-    <w:lsdException w:name="page number" w:semiHidden="1" w:unhideWhenUsed="1"/>
-    <w:lsdException w:name="line number" w:semiHidden="1" w:unhideWhenUsed="1"/>
-    <w:lsdException w:name="heading 9" w:uiPriority="9" w:semiHidden="1" w:unhideWhenUsed="1" w:qFormat="1"/>
-    <w:lsdException w:name="index 6" w:semiHidden="1" w:unhideWhenUsed="1"/>
-    <w:lsdException w:name="heading 1" w:uiPriority="9" w:qFormat="1"/>
-    <w:lsdException w:name="FollowedHyperlink" w:semiHidden="1" w:unhideWhenUsed="1"/>
-    <w:lsdException w:name="footer" w:semiHidden="1" w:unhideWhenUsed="1"/>
-    <w:lsdException w:name="header" w:semiHidden="1" w:unhideWhenUsed="1"/>
-    <w:lsdException w:name="List Continue 5" w:semiHidden="1" w:unhideWhenUsed="1"/>
-    <w:lsdException w:name="toc 7" w:uiPriority="39" w:semiHidden="1" w:unhideWhenUsed="1"/>
-    <w:lsdException w:name="heading 8" w:uiPriority="9" w:semiHidden="1" w:unhideWhenUsed="1" w:qFormat="1"/>
-    <w:lsdException w:name="index 8" w:semiHidden="1" w:unhideWhenUsed="1"/>
-    <w:lsdException w:name="Subtitle" w:uiPriority="11" w:qFormat="1"/>
-    <w:lsdException w:name="Body Text" w:semiHidden="1" w:unhideWhenUsed="1"/>
-    <w:lsdException w:name="Body Text First Indent" w:semiHidden="1" w:unhideWhenUsed="1"/>
-    <w:lsdException w:name="List 4" w:semiHidden="1" w:unhideWhenUsed="1"/>
-    <w:lsdException w:name="Strong" w:uiPriority="22" w:qFormat="1"/>
-    <w:lsdException w:name="index 3" w:semiHidden="1" w:unhideWhenUsed="1"/>
-    <w:lsdException w:name="heading 6" w:uiPriority="9" w:semiHidden="1" w:unhideWhenUsed="1" w:qFormat="1"/>
-    <w:lsdException w:name="toc 3" w:uiPriority="39" w:semiHidden="1" w:unhideWhenUsed="1"/>
-    <w:lsdException w:name="index 4" w:semiHidden="1" w:unhideWhenUsed="1"/>
-    <w:lsdException w:name="List Bullet 4" w:semiHidden="1" w:unhideWhenUsed="1"/>
-    <w:lsdException w:name="toc 8" w:uiPriority="39" w:semiHidden="1" w:unhideWhenUsed="1"/>
-    <w:lsdException w:name="Body Text Indent 3" w:semiHidden="1" w:unhideWhenUsed="1"/>
-    <w:lsdException w:name="heading 7" w:uiPriority="9" w:semiHidden="1" w:unhideWhenUsed="1" w:qFormat="1"/>
-    <w:lsdException w:name="endnote text" w:semiHidden="1" w:unhideWhenUsed="1"/>
-    <w:lsdException w:name="Hyperlink" w:semiHidden="1" w:unhideWhenUsed="1"/>
-    <w:lsdException w:name="List Number 5" w:semiHidden="1" w:unhideWhenUsed="1"/>
-    <w:lsdException w:name="envelope address" w:semiHidden="1" w:unhideWhenUsed="1"/>
-    <w:lsdException w:name="Body Text 3" w:semiHidden="1" w:unhideWhenUsed="1"/>
-    <w:lsdException w:name="List Bullet" w:semiHidden="1" w:unhideWhenUsed="1"/>
-    <w:lsdException w:name="toa heading" w:semiHidden="1" w:unhideWhenUsed="1"/>
-    <w:lsdException w:name="Signature" w:semiHidden="1" w:unhideWhenUsed="1"/>
-    <w:lsdException w:name="List" w:semiHidden="1" w:unhideWhenUsed="1"/>
-    <w:lsdException w:name="toc 5" w:uiPriority="39" w:semiHidden="1" w:unhideWhenUsed="1"/>
-    <w:lsdException w:name="Normal Indent" w:semiHidden="1" w:unhideWhenUsed="1"/>
-    <w:lsdException w:name="List Continue 3" w:semiHidden="1" w:unhideWhenUsed="1"/>
-    <w:lsdException w:name="Salutation" w:semiHidden="1" w:unhideWhenUsed="1"/>
-    <w:lsdException w:name="index 9" w:semiHidden="1" w:unhideWhenUsed="1"/>
-    <w:lsdException w:name="List Continue 2" w:semiHidden="1" w:unhideWhenUsed="1"/>
-    <w:lsdException w:name="index 1" w:semiHidden="1" w:unhideWhenUsed="1"/>
-    <w:lsdException w:name="annotation reference" w:semiHidden="1" w:unhideWhenUsed="1"/>
-    <w:lsdException w:name="index 2" w:semiHidden="1" w:unhideWhenUsed="1"/>
-    <w:lsdException w:name="Date" w:semiHidden="1" w:unhideWhenUsed="1"/>
-    <w:lsdException w:name="List Number 4" w:semiHidden="1" w:unhideWhenUsed="1"/>
     <w:lsdException w:name="table of figures" w:semiHidden="1" w:unhideWhenUsed="1"/>
     <w:lsdException w:name="List Bullet 2" w:semiHidden="1" w:unhideWhenUsed="1"/>
+    <w:lsdException w:name="Body Text Indent 3" w:semiHidden="1" w:unhideWhenUsed="1"/>
+    <w:lsdException w:name="toc 3" w:uiPriority="39" w:semiHidden="1" w:unhideWhenUsed="1"/>
+    <w:lsdException w:name="toc 1" w:uiPriority="39" w:semiHidden="1" w:unhideWhenUsed="1"/>
+    <w:lsdException w:name="Note Heading" w:semiHidden="1" w:unhideWhenUsed="1"/>
     <w:lsdException w:name="Default Paragraph Font" w:uiPriority="1" w:semiHidden="1" w:unhideWhenUsed="1"/>
+    <w:lsdException w:name="footer" w:semiHidden="1" w:unhideWhenUsed="1"/>
+    <w:lsdException w:name="page number" w:semiHidden="1" w:unhideWhenUsed="1"/>
+    <w:lsdException w:name="index heading" w:semiHidden="1" w:unhideWhenUsed="1"/>
+    <w:lsdException w:name="toc 2" w:uiPriority="39" w:semiHidden="1" w:unhideWhenUsed="1"/>
+    <w:lsdException w:name="Body Text 3" w:semiHidden="1" w:unhideWhenUsed="1"/>
+    <w:lsdException w:name="toc 4" w:uiPriority="39" w:semiHidden="1" w:unhideWhenUsed="1"/>
+    <w:lsdException w:name="index 1" w:semiHidden="1" w:unhideWhenUsed="1"/>
+    <w:lsdException w:name="index 3" w:semiHidden="1" w:unhideWhenUsed="1"/>
+    <w:lsdException w:name="index 7" w:semiHidden="1" w:unhideWhenUsed="1"/>
+    <w:lsdException w:name="index 5" w:semiHidden="1" w:unhideWhenUsed="1"/>
+    <w:lsdException w:name="footnote reference" w:semiHidden="1" w:unhideWhenUsed="1"/>
+    <w:lsdException w:name="envelope return" w:semiHidden="1" w:unhideWhenUsed="1"/>
+    <w:lsdException w:name="heading 9" w:uiPriority="9" w:semiHidden="1" w:unhideWhenUsed="1" w:qFormat="1"/>
+    <w:lsdException w:name="List Continue 3" w:semiHidden="1" w:unhideWhenUsed="1"/>
+    <w:lsdException w:name="index 2" w:semiHidden="1" w:unhideWhenUsed="1"/>
+    <w:lsdException w:name="index 4" w:semiHidden="1" w:unhideWhenUsed="1"/>
+    <w:lsdException w:name="toc 9" w:uiPriority="39" w:semiHidden="1" w:unhideWhenUsed="1"/>
+    <w:lsdException w:name="Closing" w:semiHidden="1" w:unhideWhenUsed="1"/>
+    <w:lsdException w:name="Strong" w:uiPriority="22" w:qFormat="1"/>
+    <w:lsdException w:name="List Number 3" w:semiHidden="1" w:unhideWhenUsed="1"/>
     <w:lsdException w:name="Body Text Indent 2" w:semiHidden="1" w:unhideWhenUsed="1"/>
-    <w:lsdException w:name="caption" w:uiPriority="35" w:semiHidden="1" w:unhideWhenUsed="1" w:qFormat="1"/>
-    <w:lsdException w:name="List Bullet 5" w:semiHidden="1" w:unhideWhenUsed="1"/>
-    <w:lsdException w:name="List Number" w:semiHidden="1" w:unhideWhenUsed="1"/>
     <w:lsdException w:name="heading 5" w:uiPriority="9" w:semiHidden="1" w:unhideWhenUsed="1" w:qFormat="1"/>
-    <w:lsdException w:name="Note Heading" w:semiHidden="1" w:unhideWhenUsed="1"/>
-    <w:lsdException w:name="List Continue" w:semiHidden="1" w:unhideWhenUsed="1"/>
-    <w:lsdException w:name="footnote reference" w:semiHidden="1" w:unhideWhenUsed="1"/>
-    <w:lsdException w:name="footnote text" w:semiHidden="1" w:unhideWhenUsed="1"/>
-    <w:lsdException w:name="Normal" w:uiPriority="0" w:qFormat="1"/>
-    <w:lsdException w:name="List Continue 4" w:semiHidden="1" w:unhideWhenUsed="1"/>
-    <w:lsdException w:name="List Number 3" w:semiHidden="1" w:unhideWhenUsed="1"/>
+    <w:lsdException w:name="heading 1" w:uiPriority="9" w:qFormat="1"/>
+    <w:lsdException w:name="List Bullet 3" w:semiHidden="1" w:unhideWhenUsed="1"/>
+    <w:lsdException w:name="index 9" w:semiHidden="1" w:unhideWhenUsed="1"/>
+    <w:lsdException w:name="toc 5" w:uiPriority="39" w:semiHidden="1" w:unhideWhenUsed="1"/>
+    <w:lsdException w:name="Body Text 2" w:semiHidden="1" w:unhideWhenUsed="1"/>
+    <w:lsdException w:name="List Bullet" w:semiHidden="1" w:unhideWhenUsed="1"/>
+    <w:lsdException w:name="Subtitle" w:uiPriority="11" w:qFormat="1"/>
   </w:latentStyles>
-  <w:style w:type="paragraph" w:styleId="000005">
-    <w:name w:val="heading 2"/>
-    <w:basedOn w:val="Normal"/>
-    <w:next w:val="Normal"/>
-    <w:uiPriority w:val="9"/>
-    <w:qFormat w:val="1"/>
-    <w:pPr>
-      <w:keepNext w:val="1"/>
-      <w:keepLines w:val="1"/>
-      <w:spacing w:before="200" w:after="100"/>
-      <w:outlineLvl w:val="1"/>
-    </w:pPr>
-    <w:rPr>
-      <w:b w:val="1"/>
-      <w:sz w:val="26"/>
-      <w:szCs w:val="26"/>
-    </w:rPr>
-  </w:style>
-  <w:style w:type="paragraph" w:styleId="000011">
+  <w:style w:type="paragraph" w:styleId="000003">
     <w:name w:val="heading 3"/>
-    <w:basedOn w:val="Normal"/>
-    <w:next w:val="Normal"/>
+    <w:basedOn w:val="000002"/>
+    <w:next w:val="000002"/>
     <w:uiPriority w:val="9"/>
     <w:qFormat w:val="1"/>
     <w:pPr>
@@ -10386,8 +10370,8 @@
   </w:style>
   <w:style w:type="paragraph" w:styleId="000004">
     <w:name w:val="heading 1"/>
-    <w:basedOn w:val="Normal"/>
-    <w:next w:val="Normal"/>
+    <w:basedOn w:val="000002"/>
+    <w:next w:val="000002"/>
     <w:uiPriority w:val="9"/>
     <w:qFormat w:val="1"/>
     <w:pPr>
@@ -10400,6 +10384,24 @@
       <w:b w:val="1"/>
       <w:sz w:val="32"/>
       <w:szCs w:val="32"/>
+    </w:rPr>
+  </w:style>
+  <w:style w:type="paragraph" w:styleId="000001">
+    <w:name w:val="heading 2"/>
+    <w:basedOn w:val="000002"/>
+    <w:next w:val="000002"/>
+    <w:uiPriority w:val="9"/>
+    <w:qFormat w:val="1"/>
+    <w:pPr>
+      <w:keepNext w:val="1"/>
+      <w:keepLines w:val="1"/>
+      <w:spacing w:before="200" w:after="100"/>
+      <w:outlineLvl w:val="1"/>
+    </w:pPr>
+    <w:rPr>
+      <w:b w:val="1"/>
+      <w:sz w:val="26"/>
+      <w:szCs w:val="26"/>
     </w:rPr>
   </w:style>
 </w:styles>

--- a/examples/声声慢/声声慢_教学设计.docx
+++ b/examples/声声慢/声声慢_教学设计.docx
@@ -91,7 +91,24 @@
                 <w:color w:val="000000"/>
                 <w:sz w:val="22"/>
               </w:rPr>
-              <w:t>，四份 Word 交付物一律从它派生。</w:t>
+              <w:t>，四份 Word 交付物一律从它派生。　三个教学点取自 references/poetry-appreciation-angles.md 的</w:t>
+            </w:r>
+            <w:r>
+              <w:rPr>
+                <w:rFonts w:hint="eastAsia" w:ascii="SimSun" w:hAnsi="SimSun" w:eastAsia="SimSun" w:cs="SimSun"/>
+                <w:b w:val="1"/>
+                <w:color w:val="000000"/>
+                <w:sz w:val="22"/>
+              </w:rPr>
+              <w:t>角度二（分层）、角度四（语序不可移）、角度五（语码）、角度六（声情）、角度八（反面评价）</w:t>
+            </w:r>
+            <w:r>
+              <w:rPr>
+                <w:rFonts w:hint="eastAsia" w:ascii="SimSun" w:hAnsi="SimSun" w:eastAsia="SimSun" w:cs="SimSun"/>
+                <w:color w:val="000000"/>
+                <w:sz w:val="22"/>
+              </w:rPr>
+              <w:t>。</w:t>
             </w:r>
           </w:p>
         </w:tc>
@@ -99,7 +116,7 @@
     </w:tbl>
     <w:p>
       <w:pPr>
-        <w:pStyle w:val="000001"/>
+        <w:pStyle w:val="000005"/>
         <w:keepNext w:val="1"/>
         <w:keepLines w:val="1"/>
         <w:spacing w:before="336" w:beforeAutospacing="1" w:after="144" w:afterAutospacing="1" w:line="312"/>
@@ -1802,7 +1819,7 @@
                 <w:color w:val="000000"/>
                 <w:sz w:val="21"/>
               </w:rPr>
-              <w:t>初中已读《如梦令》《渔家傲》，知道李清照有"婉约"标签；会用"通过意象体会情感"这一句话应付赏析题</w:t>
+              <w:t>初中已读《如梦令》《渔家傲》，知道"李清照写愁"，也知道"叠词"这个术语</w:t>
             </w:r>
           </w:p>
         </w:tc>
@@ -1909,7 +1926,7 @@
                 <w:color w:val="000000"/>
                 <w:sz w:val="21"/>
               </w:rPr>
-              <w:t>能一口说出"愁"，但说不出愁的具体内容；把"梧桐""细雨"直接等同于"凄凉"</w:t>
+              <w:t>被问"十四个字好在哪"，只会答"有节奏""读起来好听""用了叠词"——说不出是哪几个字在起作用、深在哪一层</w:t>
             </w:r>
           </w:p>
         </w:tc>
@@ -2435,7 +2452,7 @@
           <w:color w:val="000000"/>
           <w:sz w:val="24"/>
         </w:rPr>
-        <w:t>「晚来风急」／「晓来风急」的异文——以学生实际用书印次为准；本设计按「晚来」写，若用书作「晓来」，情境任务链与板书需同步改一处。</w:t>
+        <w:t>「晚来风急」／「晓来风急」的异文——以学生实际用书印次为准；本设计按「晚来」写。</w:t>
       </w:r>
     </w:p>
     <w:p>
@@ -2498,12 +2515,12 @@
           <w:color w:val="000000"/>
           <w:sz w:val="24"/>
         </w:rPr>
-        <w:t>，活动形态按无偏好的通用方案排。</w:t>
+        <w:t>。</w:t>
       </w:r>
     </w:p>
     <w:p>
       <w:pPr>
-        <w:pStyle w:val="000001"/>
+        <w:pStyle w:val="000005"/>
         <w:keepNext w:val="1"/>
         <w:keepLines w:val="1"/>
         <w:spacing w:before="336" w:beforeAutospacing="1" w:after="144" w:afterAutospacing="1" w:line="312"/>
@@ -2575,7 +2592,24 @@
           <w:color w:val="000000"/>
           <w:sz w:val="24"/>
         </w:rPr>
-        <w:t>：引导学生阅读古今中外诗歌、散文、小说、剧本等不同体裁的优秀文学作品，使学生在感受形象、品味语言、体验情感的过程中提升文学欣赏能力，并尝试文学写作。</w:t>
+        <w:t>：引导学生阅读古今中外诗歌、散文、小说、剧本等不同体裁的优秀文学作品，使学生在感受形象、品味语言、体验情感的过程中提升文学欣赏能力，并尝试文学写作。注意这句话的次序——</w:t>
+      </w:r>
+      <w:r>
+        <w:rPr>
+          <w:rFonts w:hint="eastAsia" w:ascii="SimSun" w:hAnsi="SimSun" w:eastAsia="SimSun" w:cs="SimSun"/>
+          <w:b w:val="1"/>
+          <w:color w:val="000000"/>
+          <w:sz w:val="24"/>
+        </w:rPr>
+        <w:t>感受形象、品味语言在前，提升欣赏能力在后</w:t>
+      </w:r>
+      <w:r>
+        <w:rPr>
+          <w:rFonts w:hint="eastAsia" w:ascii="SimSun" w:hAnsi="SimSun" w:eastAsia="SimSun" w:cs="SimSun"/>
+          <w:color w:val="000000"/>
+          <w:sz w:val="24"/>
+        </w:rPr>
+        <w:t>。</w:t>
       </w:r>
     </w:p>
     <w:p>
@@ -2619,7 +2653,7 @@
           <w:color w:val="000000"/>
           <w:sz w:val="24"/>
         </w:rPr>
-        <w:t>——依据《普通高中语文课程标准（2017 年版 2025 年修订）》三级制，水平一为毕业要求，</w:t>
+        <w:t>——依据普通高中语文课程标准三级制，水平一为毕业要求，</w:t>
       </w:r>
       <w:r>
         <w:rPr>
@@ -2636,7 +2670,7 @@
           <w:color w:val="000000"/>
           <w:sz w:val="24"/>
         </w:rPr>
-        <w:t>，水平三供更高要求使用。高一必修课的目标线是水平二，不以"过毕业线"为满足。</w:t>
+        <w:t>。高一必修课的目标线是水平二。</w:t>
       </w:r>
     </w:p>
     <w:p>
@@ -2655,15 +2689,425 @@
           <w:color w:val="000000"/>
           <w:sz w:val="24"/>
         </w:rPr>
-        <w:t>素养落点</w:t>
-      </w:r>
-      <w:r>
-        <w:rPr>
-          <w:rFonts w:hint="eastAsia" w:ascii="SimSun" w:hAnsi="SimSun" w:eastAsia="SimSun" w:cs="SimSun"/>
-          <w:color w:val="000000"/>
-          <w:sz w:val="24"/>
-        </w:rPr>
-        <w:t>：语言建构与运用、思维发展与提升、审美鉴赏与创造（三条目标分属三维，见第三节）。</w:t>
+        <w:t>鉴赏角度的选用</w:t>
+      </w:r>
+      <w:r>
+        <w:rPr>
+          <w:rFonts w:hint="eastAsia" w:ascii="SimSun" w:hAnsi="SimSun" w:eastAsia="SimSun" w:cs="SimSun"/>
+          <w:color w:val="000000"/>
+          <w:sz w:val="24"/>
+        </w:rPr>
+        <w:t>：本课为古诗词，按第 2 步的加载规则另取 poetry-appreciation-angles.md。三个教学点取自其中五条：</w:t>
+      </w:r>
+    </w:p>
+    <w:tbl>
+      <w:tblPr>
+        <w:tblW w:w="8306" w:type="dxa"/>
+        <w:shd w:color="000000"/>
+        <w:tblLayout w:type="autofit"/>
+        <w:tblCellMar>
+          <w:top w:w="15" w:type="dxa"/>
+          <w:left w:w="15" w:type="dxa"/>
+          <w:bottom w:w="15" w:type="dxa"/>
+          <w:right w:w="15" w:type="dxa"/>
+        </w:tblCellMar>
+      </w:tblPr>
+      <w:tblGrid>
+        <w:gridCol w:w="2768"/>
+        <w:gridCol w:w="2768"/>
+        <w:gridCol w:w="2768"/>
+      </w:tblGrid>
+      <w:tr>
+        <w:trPr>
+          <w:tblHeader w:val="1"/>
+        </w:trPr>
+        <w:tc>
+          <w:tcPr>
+            <w:tcW w:w="2768" w:type="dxa"/>
+            <w:tcBorders>
+              <w:top w:val="single" w:color="999999" w:sz="6"/>
+              <w:left w:val="single" w:color="999999" w:sz="6"/>
+              <w:bottom w:val="single" w:color="999999" w:sz="6"/>
+              <w:right w:val="single" w:color="999999" w:sz="6"/>
+            </w:tcBorders>
+            <w:shd w:val="clear" w:fill="efefef"/>
+            <w:vAlign w:val="top"/>
+          </w:tcPr>
+          <w:p>
+            <w:pPr>
+              <w:jc w:val="left"/>
+              <w:rPr>
+                <w:b w:val="1"/>
+                <w:bCs w:val="1"/>
+                <w:color w:val="000000"/>
+              </w:rPr>
+            </w:pPr>
+            <w:r>
+              <w:rPr>
+                <w:rFonts w:hint="eastAsia" w:ascii="SimHei" w:hAnsi="SimHei" w:eastAsia="SimHei" w:cs="SimHei"/>
+                <w:b w:val="1"/>
+                <w:color w:val="000000"/>
+                <w:sz w:val="21"/>
+              </w:rPr>
+              <w:t>教学点</w:t>
+            </w:r>
+          </w:p>
+        </w:tc>
+        <w:tc>
+          <w:tcPr>
+            <w:tcW w:w="2768" w:type="dxa"/>
+            <w:tcBorders>
+              <w:top w:val="single" w:color="999999" w:sz="6"/>
+              <w:left w:val="single" w:color="999999" w:sz="6"/>
+              <w:bottom w:val="single" w:color="999999" w:sz="6"/>
+              <w:right w:val="single" w:color="999999" w:sz="6"/>
+            </w:tcBorders>
+            <w:shd w:val="clear" w:fill="efefef"/>
+            <w:vAlign w:val="top"/>
+          </w:tcPr>
+          <w:p>
+            <w:pPr>
+              <w:jc w:val="left"/>
+              <w:rPr>
+                <w:b w:val="1"/>
+                <w:bCs w:val="1"/>
+                <w:color w:val="000000"/>
+              </w:rPr>
+            </w:pPr>
+            <w:r>
+              <w:rPr>
+                <w:rFonts w:hint="eastAsia" w:ascii="SimHei" w:hAnsi="SimHei" w:eastAsia="SimHei" w:cs="SimHei"/>
+                <w:b w:val="1"/>
+                <w:color w:val="000000"/>
+                <w:sz w:val="21"/>
+              </w:rPr>
+              <w:t>取用角度</w:t>
+            </w:r>
+          </w:p>
+        </w:tc>
+        <w:tc>
+          <w:tcPr>
+            <w:tcW w:w="2768" w:type="dxa"/>
+            <w:tcBorders>
+              <w:top w:val="single" w:color="999999" w:sz="6"/>
+              <w:left w:val="single" w:color="999999" w:sz="6"/>
+              <w:bottom w:val="single" w:color="999999" w:sz="6"/>
+              <w:right w:val="single" w:color="999999" w:sz="6"/>
+            </w:tcBorders>
+            <w:shd w:val="clear" w:fill="efefef"/>
+            <w:vAlign w:val="top"/>
+          </w:tcPr>
+          <w:p>
+            <w:pPr>
+              <w:jc w:val="left"/>
+              <w:rPr>
+                <w:b w:val="1"/>
+                <w:bCs w:val="1"/>
+                <w:color w:val="000000"/>
+              </w:rPr>
+            </w:pPr>
+            <w:r>
+              <w:rPr>
+                <w:rFonts w:hint="eastAsia" w:ascii="SimHei" w:hAnsi="SimHei" w:eastAsia="SimHei" w:cs="SimHei"/>
+                <w:b w:val="1"/>
+                <w:color w:val="000000"/>
+                <w:sz w:val="21"/>
+              </w:rPr>
+              <w:t>来源</w:t>
+            </w:r>
+          </w:p>
+        </w:tc>
+      </w:tr>
+      <w:tr>
+        <w:trPr/>
+        <w:tc>
+          <w:tcPr>
+            <w:tcW w:w="2768" w:type="dxa"/>
+            <w:tcBorders>
+              <w:top w:val="single" w:color="999999" w:sz="6"/>
+              <w:left w:val="single" w:color="999999" w:sz="6"/>
+              <w:bottom w:val="single" w:color="999999" w:sz="6"/>
+              <w:right w:val="single" w:color="999999" w:sz="6"/>
+            </w:tcBorders>
+            <w:vAlign w:val="top"/>
+          </w:tcPr>
+          <w:p>
+            <w:pPr>
+              <w:jc w:val="left"/>
+              <w:rPr>
+                <w:color w:val="000000"/>
+              </w:rPr>
+            </w:pPr>
+            <w:r>
+              <w:rPr>
+                <w:rFonts w:hint="eastAsia" w:ascii="SimSun" w:hAnsi="SimSun" w:eastAsia="SimSun" w:cs="SimSun"/>
+                <w:color w:val="000000"/>
+                <w:sz w:val="21"/>
+              </w:rPr>
+              <w:t>一、叠字的层次与次序</w:t>
+            </w:r>
+          </w:p>
+        </w:tc>
+        <w:tc>
+          <w:tcPr>
+            <w:tcW w:w="2768" w:type="dxa"/>
+            <w:tcBorders>
+              <w:top w:val="single" w:color="999999" w:sz="6"/>
+              <w:left w:val="single" w:color="999999" w:sz="6"/>
+              <w:bottom w:val="single" w:color="999999" w:sz="6"/>
+              <w:right w:val="single" w:color="999999" w:sz="6"/>
+            </w:tcBorders>
+            <w:vAlign w:val="top"/>
+          </w:tcPr>
+          <w:p>
+            <w:pPr>
+              <w:jc w:val="left"/>
+              <w:rPr>
+                <w:color w:val="000000"/>
+              </w:rPr>
+            </w:pPr>
+            <w:r>
+              <w:rPr>
+                <w:rFonts w:hint="eastAsia" w:ascii="SimSun" w:hAnsi="SimSun" w:eastAsia="SimSun" w:cs="SimSun"/>
+                <w:b w:val="1"/>
+                <w:color w:val="000000"/>
+                <w:sz w:val="21"/>
+              </w:rPr>
+              <w:t>角度二（分层）＋ 角度四（语序不可移）</w:t>
+            </w:r>
+          </w:p>
+        </w:tc>
+        <w:tc>
+          <w:tcPr>
+            <w:tcW w:w="2768" w:type="dxa"/>
+            <w:tcBorders>
+              <w:top w:val="single" w:color="999999" w:sz="6"/>
+              <w:left w:val="single" w:color="999999" w:sz="6"/>
+              <w:bottom w:val="single" w:color="999999" w:sz="6"/>
+              <w:right w:val="single" w:color="999999" w:sz="6"/>
+            </w:tcBorders>
+            <w:vAlign w:val="top"/>
+          </w:tcPr>
+          <w:p>
+            <w:pPr>
+              <w:jc w:val="left"/>
+              <w:rPr>
+                <w:color w:val="000000"/>
+              </w:rPr>
+            </w:pPr>
+            <w:r>
+              <w:rPr>
+                <w:rFonts w:hint="eastAsia" w:ascii="SimSun" w:hAnsi="SimSun" w:eastAsia="SimSun" w:cs="SimSun"/>
+                <w:color w:val="000000"/>
+                <w:sz w:val="21"/>
+              </w:rPr>
+              <w:t>傅庚生《中国文学欣赏举隅》</w:t>
+            </w:r>
+          </w:p>
+        </w:tc>
+      </w:tr>
+      <w:tr>
+        <w:trPr/>
+        <w:tc>
+          <w:tcPr>
+            <w:tcW w:w="2768" w:type="dxa"/>
+            <w:tcBorders>
+              <w:top w:val="single" w:color="999999" w:sz="6"/>
+              <w:left w:val="single" w:color="999999" w:sz="6"/>
+              <w:bottom w:val="single" w:color="999999" w:sz="6"/>
+              <w:right w:val="single" w:color="999999" w:sz="6"/>
+            </w:tcBorders>
+            <w:vAlign w:val="top"/>
+          </w:tcPr>
+          <w:p>
+            <w:pPr>
+              <w:jc w:val="left"/>
+              <w:rPr>
+                <w:color w:val="000000"/>
+              </w:rPr>
+            </w:pPr>
+            <w:r>
+              <w:rPr>
+                <w:rFonts w:hint="eastAsia" w:ascii="SimSun" w:hAnsi="SimSun" w:eastAsia="SimSun" w:cs="SimSun"/>
+                <w:color w:val="000000"/>
+                <w:sz w:val="21"/>
+              </w:rPr>
+              <w:t>二、意象在传统里是什么</w:t>
+            </w:r>
+          </w:p>
+        </w:tc>
+        <w:tc>
+          <w:tcPr>
+            <w:tcW w:w="2768" w:type="dxa"/>
+            <w:tcBorders>
+              <w:top w:val="single" w:color="999999" w:sz="6"/>
+              <w:left w:val="single" w:color="999999" w:sz="6"/>
+              <w:bottom w:val="single" w:color="999999" w:sz="6"/>
+              <w:right w:val="single" w:color="999999" w:sz="6"/>
+            </w:tcBorders>
+            <w:vAlign w:val="top"/>
+          </w:tcPr>
+          <w:p>
+            <w:pPr>
+              <w:jc w:val="left"/>
+              <w:rPr>
+                <w:color w:val="000000"/>
+              </w:rPr>
+            </w:pPr>
+            <w:r>
+              <w:rPr>
+                <w:rFonts w:hint="eastAsia" w:ascii="SimSun" w:hAnsi="SimSun" w:eastAsia="SimSun" w:cs="SimSun"/>
+                <w:b w:val="1"/>
+                <w:color w:val="000000"/>
+                <w:sz w:val="21"/>
+              </w:rPr>
+              <w:t>角度五（语码）</w:t>
+            </w:r>
+          </w:p>
+        </w:tc>
+        <w:tc>
+          <w:tcPr>
+            <w:tcW w:w="2768" w:type="dxa"/>
+            <w:tcBorders>
+              <w:top w:val="single" w:color="999999" w:sz="6"/>
+              <w:left w:val="single" w:color="999999" w:sz="6"/>
+              <w:bottom w:val="single" w:color="999999" w:sz="6"/>
+              <w:right w:val="single" w:color="999999" w:sz="6"/>
+            </w:tcBorders>
+            <w:vAlign w:val="top"/>
+          </w:tcPr>
+          <w:p>
+            <w:pPr>
+              <w:jc w:val="left"/>
+              <w:rPr>
+                <w:color w:val="000000"/>
+              </w:rPr>
+            </w:pPr>
+            <w:r>
+              <w:rPr>
+                <w:rFonts w:hint="eastAsia" w:ascii="SimSun" w:hAnsi="SimSun" w:eastAsia="SimSun" w:cs="SimSun"/>
+                <w:color w:val="000000"/>
+                <w:sz w:val="21"/>
+              </w:rPr>
+              <w:t>叶嘉莹《唐宋词十七讲》</w:t>
+            </w:r>
+          </w:p>
+        </w:tc>
+      </w:tr>
+      <w:tr>
+        <w:trPr/>
+        <w:tc>
+          <w:tcPr>
+            <w:tcW w:w="2768" w:type="dxa"/>
+            <w:tcBorders>
+              <w:top w:val="single" w:color="999999" w:sz="6"/>
+              <w:left w:val="single" w:color="999999" w:sz="6"/>
+              <w:bottom w:val="single" w:color="999999" w:sz="6"/>
+              <w:right w:val="single" w:color="999999" w:sz="6"/>
+            </w:tcBorders>
+            <w:vAlign w:val="top"/>
+          </w:tcPr>
+          <w:p>
+            <w:pPr>
+              <w:jc w:val="left"/>
+              <w:rPr>
+                <w:color w:val="000000"/>
+              </w:rPr>
+            </w:pPr>
+            <w:r>
+              <w:rPr>
+                <w:rFonts w:hint="eastAsia" w:ascii="SimSun" w:hAnsi="SimSun" w:eastAsia="SimSun" w:cs="SimSun"/>
+                <w:color w:val="000000"/>
+                <w:sz w:val="21"/>
+              </w:rPr>
+              <w:t>三、末句的收束与争议</w:t>
+            </w:r>
+          </w:p>
+        </w:tc>
+        <w:tc>
+          <w:tcPr>
+            <w:tcW w:w="2768" w:type="dxa"/>
+            <w:tcBorders>
+              <w:top w:val="single" w:color="999999" w:sz="6"/>
+              <w:left w:val="single" w:color="999999" w:sz="6"/>
+              <w:bottom w:val="single" w:color="999999" w:sz="6"/>
+              <w:right w:val="single" w:color="999999" w:sz="6"/>
+            </w:tcBorders>
+            <w:vAlign w:val="top"/>
+          </w:tcPr>
+          <w:p>
+            <w:pPr>
+              <w:jc w:val="left"/>
+              <w:rPr>
+                <w:color w:val="000000"/>
+              </w:rPr>
+            </w:pPr>
+            <w:r>
+              <w:rPr>
+                <w:rFonts w:hint="eastAsia" w:ascii="SimSun" w:hAnsi="SimSun" w:eastAsia="SimSun" w:cs="SimSun"/>
+                <w:b w:val="1"/>
+                <w:color w:val="000000"/>
+                <w:sz w:val="21"/>
+              </w:rPr>
+              <w:t>角度六（声情）＋ 角度八（反面评价）</w:t>
+            </w:r>
+          </w:p>
+        </w:tc>
+        <w:tc>
+          <w:tcPr>
+            <w:tcW w:w="2768" w:type="dxa"/>
+            <w:tcBorders>
+              <w:top w:val="single" w:color="999999" w:sz="6"/>
+              <w:left w:val="single" w:color="999999" w:sz="6"/>
+              <w:bottom w:val="single" w:color="999999" w:sz="6"/>
+              <w:right w:val="single" w:color="999999" w:sz="6"/>
+            </w:tcBorders>
+            <w:vAlign w:val="top"/>
+          </w:tcPr>
+          <w:p>
+            <w:pPr>
+              <w:jc w:val="left"/>
+              <w:rPr>
+                <w:color w:val="000000"/>
+              </w:rPr>
+            </w:pPr>
+            <w:r>
+              <w:rPr>
+                <w:rFonts w:hint="eastAsia" w:ascii="SimSun" w:hAnsi="SimSun" w:eastAsia="SimSun" w:cs="SimSun"/>
+                <w:color w:val="000000"/>
+                <w:sz w:val="21"/>
+              </w:rPr>
+              <w:t>叶嘉莹讲录所引陈廷焯、许昂霄</w:t>
+            </w:r>
+          </w:p>
+        </w:tc>
+      </w:tr>
+    </w:tbl>
+    <w:p>
+      <w:pPr>
+        <w:spacing w:before="0" w:after="120" w:line="360"/>
+        <w:ind w:firstLine="480"/>
+        <w:jc w:val="both"/>
+        <w:rPr>
+          <w:color w:val="000000"/>
+        </w:rPr>
+      </w:pPr>
+      <w:r>
+        <w:rPr>
+          <w:rFonts w:hint="eastAsia" w:ascii="SimSun" w:hAnsi="SimSun" w:eastAsia="SimSun" w:cs="SimSun"/>
+          <w:b w:val="1"/>
+          <w:color w:val="000000"/>
+          <w:sz w:val="24"/>
+        </w:rPr>
+        <w:t>三条不取的</w:t>
+      </w:r>
+      <w:r>
+        <w:rPr>
+          <w:rFonts w:hint="eastAsia" w:ascii="SimSun" w:hAnsi="SimSun" w:eastAsia="SimSun" w:cs="SimSun"/>
+          <w:color w:val="000000"/>
+          <w:sz w:val="24"/>
+        </w:rPr>
+        <w:t>：兴发感动（体验，非检查项，只作开课的"先感后析"）、弱德之美（价值判断，进说课稿的反思）、词体三阶段（教师坐标，不对学生讲术语）。</w:t>
       </w:r>
     </w:p>
     <w:p>
@@ -2690,7 +3134,7 @@
           <w:color w:val="000000"/>
           <w:sz w:val="24"/>
         </w:rPr>
-        <w:t>：本单元人文主题为"生命的诗意"，选入汉魏至宋的诗词八首，从《短歌行》的慷慨到《声声慢》的低回，跨度正是"诗体如何承载不同生命状态"。本词在单元末尾，是</w:t>
+        <w:t>：本单元人文主题为"生命的诗意"，选入汉魏至宋的诗词八首，从《短歌行》的慷慨到《声声慢》的低回。本词在单元末尾，是</w:t>
       </w:r>
       <w:r>
         <w:rPr>
@@ -2699,7 +3143,7 @@
           <w:color w:val="000000"/>
           <w:sz w:val="24"/>
         </w:rPr>
-        <w:t>唯一一首完全以"私人经验"入词的作品</w:t>
+        <w:t>唯一一首完全以私人经验入词的作品</w:t>
       </w:r>
       <w:r>
         <w:rPr>
@@ -2712,7 +3156,7 @@
     </w:p>
     <w:p>
       <w:pPr>
-        <w:pStyle w:val="000001"/>
+        <w:pStyle w:val="000005"/>
         <w:keepNext w:val="1"/>
         <w:keepLines w:val="1"/>
         <w:spacing w:before="336" w:beforeAutospacing="1" w:after="144" w:afterAutospacing="1" w:line="312"/>
@@ -2757,7 +3201,7 @@
           <w:color w:val="000000"/>
           <w:sz w:val="24"/>
         </w:rPr>
-        <w:t>：第三单元第八首，紧接《永遇乐·京口北固亭怀古》。两首同写"今昔之变"，一在国事，一在身世，并读可见南宋词的两条路径。</w:t>
+        <w:t>：第三单元第八首，紧接《永遇乐·京口北固亭怀古》。两首同写"今昔之变"，一在国事，一在身世。</w:t>
       </w:r>
     </w:p>
     <w:p>
@@ -2776,15 +3220,65 @@
           <w:color w:val="000000"/>
           <w:sz w:val="24"/>
         </w:rPr>
-        <w:t>与前后篇目的关系</w:t>
-      </w:r>
-      <w:r>
-        <w:rPr>
-          <w:rFonts w:hint="eastAsia" w:ascii="SimSun" w:hAnsi="SimSun" w:eastAsia="SimSun" w:cs="SimSun"/>
-          <w:color w:val="000000"/>
-          <w:sz w:val="24"/>
-        </w:rPr>
-        <w:t>：</w:t>
+        <w:t>本课产出与后续用法</w:t>
+      </w:r>
+      <w:r>
+        <w:rPr>
+          <w:rFonts w:hint="eastAsia" w:ascii="SimSun" w:hAnsi="SimSun" w:eastAsia="SimSun" w:cs="SimSun"/>
+          <w:color w:val="000000"/>
+          <w:sz w:val="24"/>
+        </w:rPr>
+        <w:t>：一份《声声慢》朗读导赏稿（三处处理与理由）。这份稿子进入单元"古典诗词诵读"展示环节，下一课的《单元学习任务》可直接使用。</w:t>
+      </w:r>
+    </w:p>
+    <w:p>
+      <w:pPr>
+        <w:spacing w:before="0" w:after="120" w:line="360"/>
+        <w:ind w:firstLine="480"/>
+        <w:jc w:val="both"/>
+        <w:rPr>
+          <w:color w:val="000000"/>
+        </w:rPr>
+      </w:pPr>
+      <w:r>
+        <w:rPr>
+          <w:rFonts w:hint="eastAsia" w:ascii="SimSun" w:hAnsi="SimSun" w:eastAsia="SimSun" w:cs="SimSun"/>
+          <w:b w:val="1"/>
+          <w:color w:val="000000"/>
+          <w:sz w:val="24"/>
+        </w:rPr>
+        <w:t>本课不解决的问题</w:t>
+      </w:r>
+      <w:r>
+        <w:rPr>
+          <w:rFonts w:hint="eastAsia" w:ascii="SimSun" w:hAnsi="SimSun" w:eastAsia="SimSun" w:cs="SimSun"/>
+          <w:color w:val="000000"/>
+          <w:sz w:val="24"/>
+        </w:rPr>
+        <w:t>：李清照前后期词风的完整比较——只在本课末句处点到，不展开，留待选修。</w:t>
+      </w:r>
+    </w:p>
+    <w:p>
+      <w:pPr>
+        <w:pStyle w:val="000005"/>
+        <w:keepNext w:val="1"/>
+        <w:keepLines w:val="1"/>
+        <w:spacing w:before="336" w:beforeAutospacing="1" w:after="144" w:afterAutospacing="1" w:line="312"/>
+        <w:outlineLvl w:val="1"/>
+        <w:rPr>
+          <w:color w:val="000000"/>
+          <w:sz w:val="32"/>
+          <w:szCs w:val="32"/>
+        </w:rPr>
+      </w:pPr>
+      <w:r>
+        <w:rPr>
+          <w:rFonts w:hint="eastAsia" w:ascii="SimHei" w:hAnsi="SimHei" w:eastAsia="SimHei" w:cs="SimHei"/>
+          <w:b w:val="1"/>
+          <w:color w:val="000000"/>
+          <w:sz w:val="28"/>
+        </w:rPr>
+        <w:t>三、教学目标</w:t>
       </w:r>
     </w:p>
     <w:p>
@@ -2804,10 +3298,36 @@
       <w:r>
         <w:rPr>
           <w:rFonts w:hint="eastAsia" w:ascii="SimSun" w:hAnsi="SimSun" w:eastAsia="SimSun" w:cs="SimSun"/>
-          <w:color w:val="000000"/>
-          <w:sz w:val="24"/>
-        </w:rPr>
-        <w:t>承接《念奴娇》《永遇乐》的"今昔对照"结构，本词把它缩到一人一室之内；</w:t>
+          <w:b w:val="1"/>
+          <w:color w:val="000000"/>
+          <w:sz w:val="24"/>
+        </w:rPr>
+        <w:t>语言建构与运用</w:t>
+      </w:r>
+      <w:r>
+        <w:rPr>
+          <w:rFonts w:hint="eastAsia" w:ascii="SimSun" w:hAnsi="SimSun" w:eastAsia="SimSun" w:cs="SimSun"/>
+          <w:color w:val="000000"/>
+          <w:sz w:val="24"/>
+        </w:rPr>
+        <w:t>｜能为十四叠字排出</w:t>
+      </w:r>
+      <w:r>
+        <w:rPr>
+          <w:rFonts w:hint="eastAsia" w:ascii="SimSun" w:hAnsi="SimSun" w:eastAsia="SimSun" w:cs="SimSun"/>
+          <w:b w:val="1"/>
+          <w:color w:val="000000"/>
+          <w:sz w:val="24"/>
+        </w:rPr>
+        <w:t>两级以上的层次推进</w:t>
+      </w:r>
+      <w:r>
+        <w:rPr>
+          <w:rFonts w:hint="eastAsia" w:ascii="SimSun" w:hAnsi="SimSun" w:eastAsia="SimSun" w:cs="SimSun"/>
+          <w:color w:val="000000"/>
+          <w:sz w:val="24"/>
+        </w:rPr>
+        <w:t>，并指出为什么"冷冷"不能挪到"清清"之下。</w:t>
       </w:r>
     </w:p>
     <w:p>
@@ -2827,48 +3347,20 @@
       <w:r>
         <w:rPr>
           <w:rFonts w:hint="eastAsia" w:ascii="SimSun" w:hAnsi="SimSun" w:eastAsia="SimSun" w:cs="SimSun"/>
-          <w:color w:val="000000"/>
-          <w:sz w:val="24"/>
-        </w:rPr>
-        <w:t>为后续"文学短评写作"提供样本——本词的语言特征（叠词、入声韵）最容易被写空，正好用来练"以字证论"。</w:t>
-      </w:r>
-    </w:p>
-    <w:p>
-      <w:pPr>
-        <w:spacing w:before="0" w:after="120" w:line="360"/>
-        <w:ind w:firstLine="480"/>
-        <w:jc w:val="both"/>
-        <w:rPr>
-          <w:color w:val="000000"/>
-        </w:rPr>
-      </w:pPr>
-      <w:r>
-        <w:rPr>
-          <w:rFonts w:hint="eastAsia" w:ascii="SimSun" w:hAnsi="SimSun" w:eastAsia="SimSun" w:cs="SimSun"/>
           <w:b w:val="1"/>
           <w:color w:val="000000"/>
           <w:sz w:val="24"/>
         </w:rPr>
-        <w:t>本课产出与后续用法</w:t>
-      </w:r>
-      <w:r>
-        <w:rPr>
-          <w:rFonts w:hint="eastAsia" w:ascii="SimSun" w:hAnsi="SimSun" w:eastAsia="SimSun" w:cs="SimSun"/>
-          <w:color w:val="000000"/>
-          <w:sz w:val="24"/>
-        </w:rPr>
-        <w:t>：一份《声声慢》朗读导赏稿（含"哪里停、哪里压、末句怎么收"三处处理与理由）。这份稿子进入单元"古典诗词诵读"展示环节，下一课《单元学习任务》中的诵读展示可直接使用。</w:t>
-      </w:r>
-    </w:p>
-    <w:p>
-      <w:pPr>
-        <w:spacing w:before="0" w:after="120" w:line="360"/>
-        <w:ind w:firstLine="480"/>
-        <w:jc w:val="both"/>
-        <w:rPr>
-          <w:color w:val="000000"/>
-        </w:rPr>
-      </w:pPr>
+        <w:t>文化传承与理解</w:t>
+      </w:r>
+      <w:r>
+        <w:rPr>
+          <w:rFonts w:hint="eastAsia" w:ascii="SimSun" w:hAnsi="SimSun" w:eastAsia="SimSun" w:cs="SimSun"/>
+          <w:color w:val="000000"/>
+          <w:sz w:val="24"/>
+        </w:rPr>
+        <w:t>｜能为"雁"或"梧桐"举出</w:t>
+      </w:r>
       <w:r>
         <w:rPr>
           <w:rFonts w:hint="eastAsia" w:ascii="SimSun" w:hAnsi="SimSun" w:eastAsia="SimSun" w:cs="SimSun"/>
@@ -2876,45 +3368,22 @@
           <w:color w:val="000000"/>
           <w:sz w:val="24"/>
         </w:rPr>
-        <w:t>本课不解决的问题</w:t>
-      </w:r>
-      <w:r>
-        <w:rPr>
-          <w:rFonts w:hint="eastAsia" w:ascii="SimSun" w:hAnsi="SimSun" w:eastAsia="SimSun" w:cs="SimSun"/>
-          <w:color w:val="000000"/>
-          <w:sz w:val="24"/>
-        </w:rPr>
-        <w:t>：李清照南渡前后的词风变化，只点到不展开，留待选修阶段。</w:t>
-      </w:r>
-    </w:p>
-    <w:p>
-      <w:pPr>
-        <w:pStyle w:val="000001"/>
-        <w:keepNext w:val="1"/>
-        <w:keepLines w:val="1"/>
-        <w:spacing w:before="336" w:beforeAutospacing="1" w:after="144" w:afterAutospacing="1" w:line="312"/>
-        <w:outlineLvl w:val="1"/>
-        <w:rPr>
-          <w:color w:val="000000"/>
-          <w:sz w:val="32"/>
-          <w:szCs w:val="32"/>
-        </w:rPr>
-      </w:pPr>
-      <w:r>
-        <w:rPr>
-          <w:rFonts w:hint="eastAsia" w:ascii="SimHei" w:hAnsi="SimHei" w:eastAsia="SimHei" w:cs="SimHei"/>
-          <w:b w:val="1"/>
-          <w:color w:val="000000"/>
-          <w:sz w:val="28"/>
-        </w:rPr>
-        <w:t>三、教学目标</w:t>
+        <w:t>它在传统里的一处出处</w:t>
+      </w:r>
+      <w:r>
+        <w:rPr>
+          <w:rFonts w:hint="eastAsia" w:ascii="SimSun" w:hAnsi="SimSun" w:eastAsia="SimSun" w:cs="SimSun"/>
+          <w:color w:val="000000"/>
+          <w:sz w:val="24"/>
+        </w:rPr>
+        <w:t>，并说明这一首里它有何不同。</w:t>
       </w:r>
     </w:p>
     <w:p>
       <w:pPr>
         <w:numPr>
           <w:ilvl w:val="0"/>
-          <w:numId w:val="3"/>
+          <w:numId w:val="2"/>
         </w:numPr>
         <w:pBdr>
           <w:left w:space="26"/>
@@ -2931,31 +3400,16 @@
           <w:color w:val="000000"/>
           <w:sz w:val="24"/>
         </w:rPr>
-        <w:t>语言建构与运用</w:t>
-      </w:r>
-      <w:r>
-        <w:rPr>
-          <w:rFonts w:hint="eastAsia" w:ascii="SimSun" w:hAnsi="SimSun" w:eastAsia="SimSun" w:cs="SimSun"/>
-          <w:color w:val="000000"/>
-          <w:sz w:val="24"/>
-        </w:rPr>
-        <w:t>｜学生能在十四叠字中分出哪些是"动作"（寻、觅）、哪些是"状态"（冷、清、凄、惨、戚），并说明叠词连用如何改变语速。</w:t>
-      </w:r>
-    </w:p>
-    <w:p>
-      <w:pPr>
-        <w:numPr>
-          <w:ilvl w:val="0"/>
-          <w:numId w:val="3"/>
-        </w:numPr>
-        <w:pBdr>
-          <w:left w:space="26"/>
-        </w:pBdr>
-        <w:spacing w:before="0" w:after="60" w:line="360"/>
-        <w:rPr>
-          <w:color w:val="000000"/>
-        </w:rPr>
-      </w:pPr>
+        <w:t>思维发展与提升</w:t>
+      </w:r>
+      <w:r>
+        <w:rPr>
+          <w:rFonts w:hint="eastAsia" w:ascii="SimSun" w:hAnsi="SimSun" w:eastAsia="SimSun" w:cs="SimSun"/>
+          <w:color w:val="000000"/>
+          <w:sz w:val="24"/>
+        </w:rPr>
+        <w:t>｜能复述</w:t>
+      </w:r>
       <w:r>
         <w:rPr>
           <w:rFonts w:hint="eastAsia" w:ascii="SimSun" w:hAnsi="SimSun" w:eastAsia="SimSun" w:cs="SimSun"/>
@@ -2963,47 +3417,15 @@
           <w:color w:val="000000"/>
           <w:sz w:val="24"/>
         </w:rPr>
-        <w:t>思维发展与提升</w:t>
-      </w:r>
-      <w:r>
-        <w:rPr>
-          <w:rFonts w:hint="eastAsia" w:ascii="SimSun" w:hAnsi="SimSun" w:eastAsia="SimSun" w:cs="SimSun"/>
-          <w:color w:val="000000"/>
-          <w:sz w:val="24"/>
-        </w:rPr>
-        <w:t>｜学生能把六组意象分入"旧时"与"如今"两栏，并指出判断依据落在哪一个字上（如"旧时相识""有谁堪摘"）。</w:t>
-      </w:r>
-    </w:p>
-    <w:p>
-      <w:pPr>
-        <w:numPr>
-          <w:ilvl w:val="0"/>
-          <w:numId w:val="3"/>
-        </w:numPr>
-        <w:pBdr>
-          <w:left w:space="26"/>
-        </w:pBdr>
-        <w:spacing w:before="0" w:after="60" w:line="360"/>
-        <w:rPr>
-          <w:color w:val="000000"/>
-        </w:rPr>
-      </w:pPr>
-      <w:r>
-        <w:rPr>
-          <w:rFonts w:hint="eastAsia" w:ascii="SimSun" w:hAnsi="SimSun" w:eastAsia="SimSun" w:cs="SimSun"/>
-          <w:b w:val="1"/>
-          <w:color w:val="000000"/>
-          <w:sz w:val="24"/>
-        </w:rPr>
-        <w:t>审美鉴赏与创造</w:t>
-      </w:r>
-      <w:r>
-        <w:rPr>
-          <w:rFonts w:hint="eastAsia" w:ascii="SimSun" w:hAnsi="SimSun" w:eastAsia="SimSun" w:cs="SimSun"/>
-          <w:color w:val="000000"/>
-          <w:sz w:val="24"/>
-        </w:rPr>
-        <w:t>｜学生能为"怎一个愁字了得"设计一处朗读处理（停顿、重音或收束方式），并说出它与入声韵的短促之间的关系。</w:t>
+        <w:t>一条不同的评价</w:t>
+      </w:r>
+      <w:r>
+        <w:rPr>
+          <w:rFonts w:hint="eastAsia" w:ascii="SimSun" w:hAnsi="SimSun" w:eastAsia="SimSun" w:cs="SimSun"/>
+          <w:color w:val="000000"/>
+          <w:sz w:val="24"/>
+        </w:rPr>
+        <w:t>（"颇带伧气"／"只是奇笔，并非高调"），并举一处词句表态。</w:t>
       </w:r>
     </w:p>
     <w:tbl>
@@ -3053,7 +3475,7 @@
                 <w:color w:val="000000"/>
                 <w:sz w:val="22"/>
               </w:rPr>
-              <w:t>三条各落一个不同维度，条数＝教学点数（三个台阶）。</w:t>
+              <w:t>三条各落一个不同维度；每条都能在课堂里看见学生做了什么。</w:t>
             </w:r>
             <w:r>
               <w:rPr>
@@ -3062,15 +3484,7 @@
                 <w:color w:val="000000"/>
                 <w:sz w:val="22"/>
               </w:rPr>
-              <w:t>不用"体会""感受"作行为动词</w:t>
-            </w:r>
-            <w:r>
-              <w:rPr>
-                <w:rFonts w:hint="eastAsia" w:ascii="SimSun" w:hAnsi="SimSun" w:eastAsia="SimSun" w:cs="SimSun"/>
-                <w:color w:val="000000"/>
-                <w:sz w:val="22"/>
-              </w:rPr>
-              <w:t>，每条都能在课堂里看见学生做了什么。</w:t>
+              <w:t>不用"体会""感受"作行为动词。</w:t>
             </w:r>
           </w:p>
         </w:tc>
@@ -3078,7 +3492,7 @@
     </w:tbl>
     <w:p>
       <w:pPr>
-        <w:pStyle w:val="000001"/>
+        <w:pStyle w:val="000005"/>
         <w:keepNext w:val="1"/>
         <w:keepLines w:val="1"/>
         <w:spacing w:before="336" w:beforeAutospacing="1" w:after="144" w:afterAutospacing="1" w:line="312"/>
@@ -3123,7 +3537,7 @@
           <w:color w:val="000000"/>
           <w:sz w:val="24"/>
         </w:rPr>
-        <w:t>：叠词的层次（从"找"到"找不到"）；意象在本词中的两种时态。</w:t>
+        <w:t>：叠字的层次推进；意象作为"语码"在传统里是什么意思。</w:t>
       </w:r>
     </w:p>
     <w:p>
@@ -3150,7 +3564,7 @@
           <w:color w:val="000000"/>
           <w:sz w:val="24"/>
         </w:rPr>
-        <w:t>：把"愁"从一个标签还原为</w:t>
+        <w:t>：对一条反面评价表态时必须举出词句——</w:t>
       </w:r>
       <w:r>
         <w:rPr>
@@ -3159,20 +3573,20 @@
           <w:color w:val="000000"/>
           <w:sz w:val="24"/>
         </w:rPr>
-        <w:t>有层次的失衡</w:t>
-      </w:r>
-      <w:r>
-        <w:rPr>
-          <w:rFonts w:hint="eastAsia" w:ascii="SimSun" w:hAnsi="SimSun" w:eastAsia="SimSun" w:cs="SimSun"/>
-          <w:color w:val="000000"/>
-          <w:sz w:val="24"/>
-        </w:rPr>
-        <w:t>——学生最容易停在"愁得说不出来"，而这恰恰是本词要反驳的：说了九十七个字，怎么会是"说不出来"。</w:t>
+        <w:t>表态容易，举证难</w:t>
+      </w:r>
+      <w:r>
+        <w:rPr>
+          <w:rFonts w:hint="eastAsia" w:ascii="SimSun" w:hAnsi="SimSun" w:eastAsia="SimSun" w:cs="SimSun"/>
+          <w:color w:val="000000"/>
+          <w:sz w:val="24"/>
+        </w:rPr>
+        <w:t>。</w:t>
       </w:r>
     </w:p>
     <w:p>
       <w:pPr>
-        <w:pStyle w:val="000001"/>
+        <w:pStyle w:val="000005"/>
         <w:keepNext w:val="1"/>
         <w:keepLines w:val="1"/>
         <w:spacing w:before="336" w:beforeAutospacing="1" w:after="144" w:afterAutospacing="1" w:line="312"/>
@@ -3217,7 +3631,7 @@
           <w:color w:val="000000"/>
           <w:sz w:val="24"/>
         </w:rPr>
-        <w:t>：六类必计项（独立阅读／小组讨论／汇报×组数／教师回应／书写／切换组织）＋ 教师讲授·齐读·机动。该课没有的项记 0，不省略。</w:t>
+        <w:t>：六类必计项 ＋ 教师讲授·齐读·机动。该课没有的项记 0，不省略。</w:t>
       </w:r>
     </w:p>
     <w:tbl>
@@ -3562,7 +3976,7 @@
                 <w:color w:val="000000"/>
                 <w:sz w:val="21"/>
               </w:rPr>
-              <w:t>一、导入与诊断</w:t>
+              <w:t>一、诊断：十四个字好在哪</w:t>
             </w:r>
           </w:p>
         </w:tc>
@@ -3818,7 +4232,7 @@
                 <w:color w:val="000000"/>
                 <w:sz w:val="21"/>
               </w:rPr>
-              <w:t>二、任务一：十四叠字</w:t>
+              <w:t>二、任务一：十四字走了几层</w:t>
             </w:r>
           </w:p>
         </w:tc>
@@ -4074,7 +4488,7 @@
                 <w:color w:val="000000"/>
                 <w:sz w:val="21"/>
               </w:rPr>
-              <w:t>三、任务二：意象的两种时态</w:t>
+              <w:t>三、任务二：这些词在前人笔下</w:t>
             </w:r>
           </w:p>
         </w:tc>
@@ -4586,7 +5000,7 @@
                 <w:color w:val="000000"/>
                 <w:sz w:val="21"/>
               </w:rPr>
-              <w:t>五、任务三：声韵与收束</w:t>
+              <w:t>五、任务三：末句怎么收，有人说它不好</w:t>
             </w:r>
           </w:p>
         </w:tc>
@@ -5361,7 +5775,7 @@
           <w:color w:val="000000"/>
           <w:sz w:val="24"/>
         </w:rPr>
-        <w:t>：Σ = 45，误差 0；汇报已乘组数（2＋4＋1＝7）；切换 6 分钟（六个环节各 1 分钟）；教师讲授·齐读·机动 6 分钟，占 13%，未超 1/3。</w:t>
+        <w:t>：Σ = 45，误差 0；汇报已乘组数（2＋4＋1＝7）；切换 6 分钟（六环节各 1）；讲授·齐读·机动 6 分钟，占 13%，未超 1/3。</w:t>
       </w:r>
     </w:p>
     <w:p>
@@ -5432,7 +5846,7 @@
           <w:color w:val="000000"/>
           <w:sz w:val="24"/>
         </w:rPr>
-        <w:t>：它是本课闭环的落点，不是某个环节的附赠。若挤进任务二，学生会把"改"当成"对了答案"。该环节 6 分钟里，</w:t>
+        <w:t>：它是本课闭环的落点，不是某个环节的附赠。该环节 6 分钟里，</w:t>
       </w:r>
       <w:r>
         <w:rPr>
@@ -5441,20 +5855,20 @@
           <w:color w:val="000000"/>
           <w:sz w:val="24"/>
         </w:rPr>
-        <w:t>改表 3 分钟、"憔悴损"追问 2 分钟、切换 1 分钟</w:t>
-      </w:r>
-      <w:r>
-        <w:rPr>
-          <w:rFonts w:hint="eastAsia" w:ascii="SimSun" w:hAnsi="SimSun" w:eastAsia="SimSun" w:cs="SimSun"/>
-          <w:color w:val="000000"/>
-          <w:sz w:val="24"/>
-        </w:rPr>
-        <w:t>——追问必须留足 2 分钟，一分钟只能问出"花"这一个答案。</w:t>
+        <w:t>改答案 3 分钟、"得"字追问 2 分钟、切换 1 分钟</w:t>
+      </w:r>
+      <w:r>
+        <w:rPr>
+          <w:rFonts w:hint="eastAsia" w:ascii="SimSun" w:hAnsi="SimSun" w:eastAsia="SimSun" w:cs="SimSun"/>
+          <w:color w:val="000000"/>
+          <w:sz w:val="24"/>
+        </w:rPr>
+        <w:t>——追问必须留足 2 分钟，一分钟只问得出"不知道"。</w:t>
       </w:r>
     </w:p>
     <w:p>
       <w:pPr>
-        <w:pStyle w:val="000001"/>
+        <w:pStyle w:val="000005"/>
         <w:keepNext w:val="1"/>
         <w:keepLines w:val="1"/>
         <w:spacing w:before="336" w:beforeAutospacing="1" w:after="144" w:afterAutospacing="1" w:line="312"/>
@@ -5542,7 +5956,7 @@
       <w:pPr>
         <w:numPr>
           <w:ilvl w:val="0"/>
-          <w:numId w:val="4"/>
+          <w:numId w:val="3"/>
         </w:numPr>
         <w:pBdr>
           <w:left w:space="26"/>
@@ -5559,22 +5973,22 @@
           <w:color w:val="000000"/>
           <w:sz w:val="24"/>
         </w:rPr>
-        <w:t>把"找"找出来</w:t>
-      </w:r>
-      <w:r>
-        <w:rPr>
-          <w:rFonts w:hint="eastAsia" w:ascii="SimSun" w:hAnsi="SimSun" w:eastAsia="SimSun" w:cs="SimSun"/>
-          <w:color w:val="000000"/>
-          <w:sz w:val="24"/>
-        </w:rPr>
-        <w:t>：十四叠字里，哪些字在写动作、哪些在写动作的结果？据此标出语速要变的地方。</w:t>
+        <w:t>排层次</w:t>
+      </w:r>
+      <w:r>
+        <w:rPr>
+          <w:rFonts w:hint="eastAsia" w:ascii="SimSun" w:hAnsi="SimSun" w:eastAsia="SimSun" w:cs="SimSun"/>
+          <w:color w:val="000000"/>
+          <w:sz w:val="24"/>
+        </w:rPr>
+        <w:t>：给十四叠字排出"由外入内"的次序，并说明为什么这个次序不能改。</w:t>
       </w:r>
     </w:p>
     <w:p>
       <w:pPr>
         <w:numPr>
           <w:ilvl w:val="0"/>
-          <w:numId w:val="4"/>
+          <w:numId w:val="3"/>
         </w:numPr>
         <w:pBdr>
           <w:left w:space="26"/>
@@ -5591,22 +6005,22 @@
           <w:color w:val="000000"/>
           <w:sz w:val="24"/>
         </w:rPr>
-        <w:t>给意象分时态</w:t>
-      </w:r>
-      <w:r>
-        <w:rPr>
-          <w:rFonts w:hint="eastAsia" w:ascii="SimSun" w:hAnsi="SimSun" w:eastAsia="SimSun" w:cs="SimSun"/>
-          <w:color w:val="000000"/>
-          <w:sz w:val="24"/>
-        </w:rPr>
-        <w:t>：六组意象（淡酒、晚风、过雁、黄花、梧桐、细雨）分入"旧时"与"如今"两栏，每栏后面写出你的判断依据字。</w:t>
+        <w:t>找出处</w:t>
+      </w:r>
+      <w:r>
+        <w:rPr>
+          <w:rFonts w:hint="eastAsia" w:ascii="SimSun" w:hAnsi="SimSun" w:eastAsia="SimSun" w:cs="SimSun"/>
+          <w:color w:val="000000"/>
+          <w:sz w:val="24"/>
+        </w:rPr>
+        <w:t>：给"雁""梧桐"各找一条前人的句子，说李清照这一首里它变在了哪里。</w:t>
       </w:r>
     </w:p>
     <w:p>
       <w:pPr>
         <w:numPr>
           <w:ilvl w:val="0"/>
-          <w:numId w:val="4"/>
+          <w:numId w:val="3"/>
         </w:numPr>
         <w:pBdr>
           <w:left w:space="26"/>
@@ -5623,15 +6037,15 @@
           <w:color w:val="000000"/>
           <w:sz w:val="24"/>
         </w:rPr>
-        <w:t>定末句的收法</w:t>
-      </w:r>
-      <w:r>
-        <w:rPr>
-          <w:rFonts w:hint="eastAsia" w:ascii="SimSun" w:hAnsi="SimSun" w:eastAsia="SimSun" w:cs="SimSun"/>
-          <w:color w:val="000000"/>
-          <w:sz w:val="24"/>
-        </w:rPr>
-        <w:t>："怎一个愁字了得"怎么收？给出一种处理，并说明理由。</w:t>
+        <w:t>定收法＋表态</w:t>
+      </w:r>
+      <w:r>
+        <w:rPr>
+          <w:rFonts w:hint="eastAsia" w:ascii="SimSun" w:hAnsi="SimSun" w:eastAsia="SimSun" w:cs="SimSun"/>
+          <w:color w:val="000000"/>
+          <w:sz w:val="24"/>
+        </w:rPr>
+        <w:t>：末句怎么收？再回答一句——有人说这首词"伧气"，你怎么看？</w:t>
       </w:r>
     </w:p>
     <w:p>
@@ -5654,7 +6068,7 @@
     </w:p>
     <w:p>
       <w:pPr>
-        <w:pStyle w:val="000001"/>
+        <w:pStyle w:val="000005"/>
         <w:keepNext w:val="1"/>
         <w:keepLines w:val="1"/>
         <w:spacing w:before="336" w:beforeAutospacing="1" w:after="144" w:afterAutospacing="1" w:line="312"/>
@@ -5695,7 +6109,7 @@
     </w:p>
     <w:p>
       <w:pPr>
-        <w:pStyle w:val="000003"/>
+        <w:pStyle w:val="00000f"/>
         <w:keepNext w:val="1"/>
         <w:keepLines w:val="1"/>
         <w:spacing w:before="240" w:beforeAutospacing="1" w:after="96" w:afterAutospacing="1" w:line="312"/>
@@ -5772,25 +6186,7 @@
     </w:tbl>
     <w:p>
       <w:pPr>
-        <w:spacing w:before="0" w:after="120" w:line="360"/>
-        <w:ind w:firstLine="480"/>
-        <w:jc w:val="both"/>
-        <w:rPr>
-          <w:color w:val="000000"/>
-        </w:rPr>
-      </w:pPr>
-      <w:r>
-        <w:rPr>
-          <w:rFonts w:hint="eastAsia" w:ascii="SimSun" w:hAnsi="SimSun" w:eastAsia="SimSun" w:cs="SimSun"/>
-          <w:color w:val="000000"/>
-          <w:sz w:val="24"/>
-        </w:rPr>
-        <w:t>主问题上屏，全篇最大字号。</w:t>
-      </w:r>
-    </w:p>
-    <w:p>
-      <w:pPr>
-        <w:pStyle w:val="000003"/>
+        <w:pStyle w:val="00000f"/>
         <w:keepNext w:val="1"/>
         <w:keepLines w:val="1"/>
         <w:spacing w:before="240" w:beforeAutospacing="1" w:after="96" w:afterAutospacing="1" w:line="312"/>
@@ -5808,7 +6204,7 @@
           <w:color w:val="000000"/>
           <w:sz w:val="24"/>
         </w:rPr>
-        <w:t>追问链（其余一律是追问）</w:t>
+        <w:t>追问链</w:t>
       </w:r>
     </w:p>
     <w:tbl>
@@ -5983,7 +6379,7 @@
                 <w:color w:val="000000"/>
                 <w:sz w:val="21"/>
               </w:rPr>
-              <w:t>十四个字里，哪几个是"找"，哪几个是"找不到"？</w:t>
+              <w:t>这十四个字，是从哪一层走到哪一层的？</w:t>
             </w:r>
           </w:p>
         </w:tc>
@@ -6070,7 +6466,7 @@
                 <w:color w:val="000000"/>
                 <w:sz w:val="21"/>
               </w:rPr>
-              <w:t>六组意象里，哪些在"旧时"出现过？你凭什么这么说？</w:t>
+              <w:t>把"冷冷"挪到"清清"下面，坏掉的是什么？</w:t>
             </w:r>
           </w:p>
         </w:tc>
@@ -6157,7 +6553,7 @@
                 <w:color w:val="000000"/>
                 <w:sz w:val="21"/>
               </w:rPr>
-              <w:t>这首词押的是什么韵？读起来是拖长的还是收住的？</w:t>
+              <w:t>"雁"只在李清照这里这么用吗？</w:t>
             </w:r>
           </w:p>
         </w:tc>
@@ -6244,7 +6640,7 @@
                 <w:color w:val="000000"/>
                 <w:sz w:val="21"/>
               </w:rPr>
-              <w:t>如果把开头换成"很愁很愁"，丢了什么？</w:t>
+              <w:t>有人说这首词"伧气"，你同意吗？举一句为证。</w:t>
             </w:r>
           </w:p>
         </w:tc>
@@ -6280,7 +6676,7 @@
     </w:tbl>
     <w:p>
       <w:pPr>
-        <w:pStyle w:val="000003"/>
+        <w:pStyle w:val="00000f"/>
         <w:keepNext w:val="1"/>
         <w:keepLines w:val="1"/>
         <w:spacing w:before="240" w:beforeAutospacing="1" w:after="96" w:afterAutospacing="1" w:line="312"/>
@@ -6348,7 +6744,7 @@
                 <w:color w:val="000000"/>
                 <w:sz w:val="22"/>
               </w:rPr>
-              <w:t>基础型：这十四个字里，哪些是动作？哪些是结果？　思辨型：愁越重，词为什么不直说愁？　高考型：叠词效果一类题，要点该落哪几层？</w:t>
+              <w:t>基础型：这十四个字，哪些写外面，哪些写心里？　思辨型：说它"伧气"的人，看到的是什么？　高考型：叠字效果一类题，只答"有音乐美"够不够？</w:t>
             </w:r>
           </w:p>
         </w:tc>
@@ -6356,7 +6752,7 @@
     </w:tbl>
     <w:p>
       <w:pPr>
-        <w:pStyle w:val="000001"/>
+        <w:pStyle w:val="000005"/>
         <w:keepNext w:val="1"/>
         <w:keepLines w:val="1"/>
         <w:spacing w:before="336" w:beforeAutospacing="1" w:after="144" w:afterAutospacing="1" w:line="312"/>
@@ -6488,7 +6884,7 @@
                 <w:color w:val="000000"/>
                 <w:sz w:val="21"/>
               </w:rPr>
-              <w:t>一</w:t>
+              <w:t>一 · 由外入内</w:t>
             </w:r>
           </w:p>
         </w:tc>
@@ -6516,7 +6912,7 @@
                 <w:color w:val="000000"/>
                 <w:sz w:val="21"/>
               </w:rPr>
-              <w:t>寻寻觅觅（找）→ 冷冷清清（找不到）→ 凄凄惨惨戚戚（连自己也没找回来）</w:t>
+              <w:t>寻寻（不信）→ 觅觅（细察）→ 冷冷（外）→ 清清（内）→ 凄凄（凝于心）→ 惨惨（不堪任）→ 戚戚（肠痛心碎）</w:t>
             </w:r>
           </w:p>
         </w:tc>
@@ -6547,7 +6943,7 @@
                 <w:color w:val="000000"/>
                 <w:sz w:val="21"/>
               </w:rPr>
-              <w:t>二</w:t>
+              <w:t>二 · 传统的词</w:t>
             </w:r>
           </w:p>
         </w:tc>
@@ -6575,7 +6971,7 @@
                 <w:color w:val="000000"/>
                 <w:sz w:val="21"/>
               </w:rPr>
-              <w:t>旧时：淡酒 · 过雁（旧时相识）　｜　如今：黄花（有谁堪摘）· 梧桐 · 细雨</w:t>
+              <w:t>雁（雁足传书 · 归雁洛阳边）· 梧桐（寂寞梧桐深院 · 梧桐树三更雨）· 黄花（满地堆积）→ 这一首里全都转向「如今」</w:t>
             </w:r>
           </w:p>
         </w:tc>
@@ -6606,7 +7002,7 @@
                 <w:color w:val="000000"/>
                 <w:sz w:val="21"/>
               </w:rPr>
-              <w:t>三</w:t>
+              <w:t>三 · 末句</w:t>
             </w:r>
           </w:p>
         </w:tc>
@@ -6634,7 +7030,7 @@
                 <w:color w:val="000000"/>
                 <w:sz w:val="21"/>
               </w:rPr>
-              <w:t>怎一个愁字了得——不是说不出来，是九十七字也说不完</w:t>
+              <w:t>怎一个愁字了得：入声收住，声音咽回去；有人说「伧气」，有人说「只是奇笔并非高调」</w:t>
             </w:r>
           </w:p>
         </w:tc>
@@ -6655,12 +7051,12 @@
           <w:color w:val="000000"/>
           <w:sz w:val="24"/>
         </w:rPr>
-        <w:t>板书随讲解分三次生成：第一层在任务一结束，第二层在任务二结束，第三层在任务三结束。</w:t>
+        <w:t>板书分三次生成，随三个任务的结论出现；层与层之间的箭头最后画，画完再说话。</w:t>
       </w:r>
     </w:p>
     <w:p>
       <w:pPr>
-        <w:pStyle w:val="000001"/>
+        <w:pStyle w:val="000005"/>
         <w:keepNext w:val="1"/>
         <w:keepLines w:val="1"/>
         <w:spacing w:before="336" w:beforeAutospacing="1" w:after="144" w:afterAutospacing="1" w:line="312"/>
@@ -6705,7 +7101,7 @@
           <w:color w:val="000000"/>
           <w:sz w:val="24"/>
         </w:rPr>
-        <w:t>：给"梧桐更兼细雨，到黄昏、点点滴滴"标出停顿与重音（用「／」标停顿，「·」标重音），并写一句理由。</w:t>
+        <w:t>：给"梧桐更兼细雨，到黄昏、点点滴滴"标出停顿（／）与重音（·），写一句理由。</w:t>
       </w:r>
     </w:p>
     <w:p>
@@ -6732,7 +7128,41 @@
           <w:color w:val="000000"/>
           <w:sz w:val="24"/>
         </w:rPr>
-        <w:t>：比较《醉花阴》"薄雾浓云愁永昼"与本词的"愁"，各举一句为证，说出一处不同。</w:t>
+        <w:t>：用本课的两个方法之一——</w:t>
+      </w:r>
+      <w:r>
+        <w:rPr>
+          <w:rFonts w:hint="eastAsia" w:ascii="SimSun" w:hAnsi="SimSun" w:eastAsia="SimSun" w:cs="SimSun"/>
+          <w:b w:val="1"/>
+          <w:color w:val="000000"/>
+          <w:sz w:val="24"/>
+        </w:rPr>
+        <w:t>分层</w:t>
+      </w:r>
+      <w:r>
+        <w:rPr>
+          <w:rFonts w:hint="eastAsia" w:ascii="SimSun" w:hAnsi="SimSun" w:eastAsia="SimSun" w:cs="SimSun"/>
+          <w:color w:val="000000"/>
+          <w:sz w:val="24"/>
+        </w:rPr>
+        <w:t>或</w:t>
+      </w:r>
+      <w:r>
+        <w:rPr>
+          <w:rFonts w:hint="eastAsia" w:ascii="SimSun" w:hAnsi="SimSun" w:eastAsia="SimSun" w:cs="SimSun"/>
+          <w:b w:val="1"/>
+          <w:color w:val="000000"/>
+          <w:sz w:val="24"/>
+        </w:rPr>
+        <w:t>语码</w:t>
+      </w:r>
+      <w:r>
+        <w:rPr>
+          <w:rFonts w:hint="eastAsia" w:ascii="SimSun" w:hAnsi="SimSun" w:eastAsia="SimSun" w:cs="SimSun"/>
+          <w:color w:val="000000"/>
+          <w:sz w:val="24"/>
+        </w:rPr>
+        <w:t>——分析《醉花阴》"薄雾浓云愁永昼"这一处，写出你的依据。</w:t>
       </w:r>
     </w:p>
     <w:p>
@@ -6759,12 +7189,12 @@
           <w:color w:val="000000"/>
           <w:sz w:val="24"/>
         </w:rPr>
-        <w:t>：找一句现代歌词里用叠词写失落的例子，与"寻寻觅觅"比较，看叠词在两处的用法是否相同。</w:t>
+        <w:t>：找一句用叠词写失落的现代歌词，与"寻寻觅觅"比层次，看它有没有"由外入内"这一步。</w:t>
       </w:r>
     </w:p>
     <w:p>
       <w:pPr>
-        <w:pStyle w:val="000001"/>
+        <w:pStyle w:val="000005"/>
         <w:keepNext w:val="1"/>
         <w:keepLines w:val="1"/>
         <w:spacing w:before="336" w:beforeAutospacing="1" w:after="144" w:afterAutospacing="1" w:line="312"/>
@@ -6805,7 +7235,7 @@
     </w:p>
     <w:p>
       <w:pPr>
-        <w:pStyle w:val="000003"/>
+        <w:pStyle w:val="00000f"/>
         <w:keepNext w:val="1"/>
         <w:keepLines w:val="1"/>
         <w:spacing w:before="240" w:beforeAutospacing="1" w:after="96" w:afterAutospacing="1" w:line="312"/>
@@ -6823,7 +7253,466 @@
           <w:color w:val="000000"/>
           <w:sz w:val="24"/>
         </w:rPr>
-        <w:t>风险 1｜把"寻寻觅觅"读成"到处找东西"</w:t>
+        <w:t>风险 1｜把"好"当成理由</w:t>
+      </w:r>
+    </w:p>
+    <w:p>
+      <w:pPr>
+        <w:numPr>
+          <w:ilvl w:val="0"/>
+          <w:numId w:val="4"/>
+        </w:numPr>
+        <w:pBdr>
+          <w:left w:space="26"/>
+        </w:pBdr>
+        <w:spacing w:before="0" w:after="60" w:line="360"/>
+        <w:rPr>
+          <w:color w:val="000000"/>
+        </w:rPr>
+      </w:pPr>
+      <w:r>
+        <w:rPr>
+          <w:rFonts w:hint="eastAsia" w:ascii="SimSun" w:hAnsi="SimSun" w:eastAsia="SimSun" w:cs="SimSun"/>
+          <w:b w:val="1"/>
+          <w:color w:val="000000"/>
+          <w:sz w:val="24"/>
+        </w:rPr>
+        <w:t>学生可能说</w:t>
+      </w:r>
+      <w:r>
+        <w:rPr>
+          <w:rFonts w:hint="eastAsia" w:ascii="SimSun" w:hAnsi="SimSun" w:eastAsia="SimSun" w:cs="SimSun"/>
+          <w:color w:val="000000"/>
+          <w:sz w:val="24"/>
+        </w:rPr>
+        <w:t>："这十四个字好在有节奏，读起来像大珠小珠落玉盘。"</w:t>
+      </w:r>
+    </w:p>
+    <w:p>
+      <w:pPr>
+        <w:numPr>
+          <w:ilvl w:val="0"/>
+          <w:numId w:val="4"/>
+        </w:numPr>
+        <w:pBdr>
+          <w:left w:space="26"/>
+        </w:pBdr>
+        <w:spacing w:before="0" w:after="60" w:line="360"/>
+        <w:rPr>
+          <w:color w:val="000000"/>
+        </w:rPr>
+      </w:pPr>
+      <w:r>
+        <w:rPr>
+          <w:rFonts w:hint="eastAsia" w:ascii="SimSun" w:hAnsi="SimSun" w:eastAsia="SimSun" w:cs="SimSun"/>
+          <w:b w:val="1"/>
+          <w:color w:val="000000"/>
+          <w:sz w:val="24"/>
+        </w:rPr>
+        <w:t>错在哪</w:t>
+      </w:r>
+      <w:r>
+        <w:rPr>
+          <w:rFonts w:hint="eastAsia" w:ascii="SimSun" w:hAnsi="SimSun" w:eastAsia="SimSun" w:cs="SimSun"/>
+          <w:color w:val="000000"/>
+          <w:sz w:val="24"/>
+        </w:rPr>
+        <w:t>：停在</w:t>
+      </w:r>
+      <w:r>
+        <w:rPr>
+          <w:rFonts w:hint="eastAsia" w:ascii="SimSun" w:hAnsi="SimSun" w:eastAsia="SimSun" w:cs="SimSun"/>
+          <w:b w:val="1"/>
+          <w:color w:val="000000"/>
+          <w:sz w:val="24"/>
+        </w:rPr>
+        <w:t>皮相</w:t>
+      </w:r>
+      <w:r>
+        <w:rPr>
+          <w:rFonts w:hint="eastAsia" w:ascii="SimSun" w:hAnsi="SimSun" w:eastAsia="SimSun" w:cs="SimSun"/>
+          <w:color w:val="000000"/>
+          <w:sz w:val="24"/>
+        </w:rPr>
+        <w:t>。傅庚生评这句话正是"皮相观耳，未尝搔到痒处"——只赏声音的错落，没问声音为什么这么错落。</w:t>
+      </w:r>
+    </w:p>
+    <w:p>
+      <w:pPr>
+        <w:numPr>
+          <w:ilvl w:val="0"/>
+          <w:numId w:val="4"/>
+        </w:numPr>
+        <w:pBdr>
+          <w:left w:space="26"/>
+        </w:pBdr>
+        <w:spacing w:before="0" w:after="60" w:line="360"/>
+        <w:rPr>
+          <w:color w:val="000000"/>
+        </w:rPr>
+      </w:pPr>
+      <w:r>
+        <w:rPr>
+          <w:rFonts w:hint="eastAsia" w:ascii="SimSun" w:hAnsi="SimSun" w:eastAsia="SimSun" w:cs="SimSun"/>
+          <w:b w:val="1"/>
+          <w:color w:val="000000"/>
+          <w:sz w:val="24"/>
+        </w:rPr>
+        <w:t>追问语</w:t>
+      </w:r>
+      <w:r>
+        <w:rPr>
+          <w:rFonts w:hint="eastAsia" w:ascii="SimSun" w:hAnsi="SimSun" w:eastAsia="SimSun" w:cs="SimSun"/>
+          <w:color w:val="000000"/>
+          <w:sz w:val="24"/>
+        </w:rPr>
+        <w:t>："大珠小珠落玉盘，说的是珠子掉在盘子里的声音。珠子可以随便掉，这十四个字能随便排吗？把'冷冷'挪到'清清'下面试试。"</w:t>
+      </w:r>
+    </w:p>
+    <w:p>
+      <w:pPr>
+        <w:pStyle w:val="00000f"/>
+        <w:keepNext w:val="1"/>
+        <w:keepLines w:val="1"/>
+        <w:spacing w:before="240" w:beforeAutospacing="1" w:after="96" w:afterAutospacing="1" w:line="312"/>
+        <w:outlineLvl w:val="2"/>
+        <w:rPr>
+          <w:color w:val="000000"/>
+          <w:sz w:val="32"/>
+          <w:szCs w:val="32"/>
+        </w:rPr>
+      </w:pPr>
+      <w:r>
+        <w:rPr>
+          <w:rFonts w:hint="eastAsia" w:ascii="SimHei" w:hAnsi="SimHei" w:eastAsia="SimHei" w:cs="SimHei"/>
+          <w:b w:val="1"/>
+          <w:color w:val="000000"/>
+          <w:sz w:val="24"/>
+        </w:rPr>
+        <w:t>风险 2｜把语码讲成标签</w:t>
+      </w:r>
+    </w:p>
+    <w:p>
+      <w:pPr>
+        <w:numPr>
+          <w:ilvl w:val="0"/>
+          <w:numId w:val="4"/>
+        </w:numPr>
+        <w:pBdr>
+          <w:left w:space="26"/>
+        </w:pBdr>
+        <w:spacing w:before="0" w:after="60" w:line="360"/>
+        <w:rPr>
+          <w:color w:val="000000"/>
+        </w:rPr>
+      </w:pPr>
+      <w:r>
+        <w:rPr>
+          <w:rFonts w:hint="eastAsia" w:ascii="SimSun" w:hAnsi="SimSun" w:eastAsia="SimSun" w:cs="SimSun"/>
+          <w:b w:val="1"/>
+          <w:color w:val="000000"/>
+          <w:sz w:val="24"/>
+        </w:rPr>
+        <w:t>学生可能说</w:t>
+      </w:r>
+      <w:r>
+        <w:rPr>
+          <w:rFonts w:hint="eastAsia" w:ascii="SimSun" w:hAnsi="SimSun" w:eastAsia="SimSun" w:cs="SimSun"/>
+          <w:color w:val="000000"/>
+          <w:sz w:val="24"/>
+        </w:rPr>
+        <w:t>："梧桐代表凄凉，大雁代表思乡。"</w:t>
+      </w:r>
+    </w:p>
+    <w:p>
+      <w:pPr>
+        <w:numPr>
+          <w:ilvl w:val="0"/>
+          <w:numId w:val="4"/>
+        </w:numPr>
+        <w:pBdr>
+          <w:left w:space="26"/>
+        </w:pBdr>
+        <w:spacing w:before="0" w:after="60" w:line="360"/>
+        <w:rPr>
+          <w:color w:val="000000"/>
+        </w:rPr>
+      </w:pPr>
+      <w:r>
+        <w:rPr>
+          <w:rFonts w:hint="eastAsia" w:ascii="SimSun" w:hAnsi="SimSun" w:eastAsia="SimSun" w:cs="SimSun"/>
+          <w:b w:val="1"/>
+          <w:color w:val="000000"/>
+          <w:sz w:val="24"/>
+        </w:rPr>
+        <w:t>错在哪</w:t>
+      </w:r>
+      <w:r>
+        <w:rPr>
+          <w:rFonts w:hint="eastAsia" w:ascii="SimSun" w:hAnsi="SimSun" w:eastAsia="SimSun" w:cs="SimSun"/>
+          <w:color w:val="000000"/>
+          <w:sz w:val="24"/>
+        </w:rPr>
+        <w:t>：把</w:t>
+      </w:r>
+      <w:r>
+        <w:rPr>
+          <w:rFonts w:hint="eastAsia" w:ascii="SimSun" w:hAnsi="SimSun" w:eastAsia="SimSun" w:cs="SimSun"/>
+          <w:b w:val="1"/>
+          <w:color w:val="000000"/>
+          <w:sz w:val="24"/>
+        </w:rPr>
+        <w:t>公共义</w:t>
+      </w:r>
+      <w:r>
+        <w:rPr>
+          <w:rFonts w:hint="eastAsia" w:ascii="SimSun" w:hAnsi="SimSun" w:eastAsia="SimSun" w:cs="SimSun"/>
+          <w:color w:val="000000"/>
+          <w:sz w:val="24"/>
+        </w:rPr>
+        <w:t>当成</w:t>
+      </w:r>
+      <w:r>
+        <w:rPr>
+          <w:rFonts w:hint="eastAsia" w:ascii="SimSun" w:hAnsi="SimSun" w:eastAsia="SimSun" w:cs="SimSun"/>
+          <w:b w:val="1"/>
+          <w:color w:val="000000"/>
+          <w:sz w:val="24"/>
+        </w:rPr>
+        <w:t>这一首的用法</w:t>
+      </w:r>
+      <w:r>
+        <w:rPr>
+          <w:rFonts w:hint="eastAsia" w:ascii="SimSun" w:hAnsi="SimSun" w:eastAsia="SimSun" w:cs="SimSun"/>
+          <w:color w:val="000000"/>
+          <w:sz w:val="24"/>
+        </w:rPr>
+        <w:t>。语码要说出</w:t>
+      </w:r>
+      <w:r>
+        <w:rPr>
+          <w:rFonts w:hint="eastAsia" w:ascii="SimSun" w:hAnsi="SimSun" w:eastAsia="SimSun" w:cs="SimSun"/>
+          <w:b w:val="1"/>
+          <w:color w:val="000000"/>
+          <w:sz w:val="24"/>
+        </w:rPr>
+        <w:t>出处</w:t>
+      </w:r>
+      <w:r>
+        <w:rPr>
+          <w:rFonts w:hint="eastAsia" w:ascii="SimSun" w:hAnsi="SimSun" w:eastAsia="SimSun" w:cs="SimSun"/>
+          <w:color w:val="000000"/>
+          <w:sz w:val="24"/>
+        </w:rPr>
+        <w:t>（谁写过、写的什么），再比出这一首的不同；只给一个"代表"，等于没分析。</w:t>
+      </w:r>
+    </w:p>
+    <w:p>
+      <w:pPr>
+        <w:numPr>
+          <w:ilvl w:val="0"/>
+          <w:numId w:val="4"/>
+        </w:numPr>
+        <w:pBdr>
+          <w:left w:space="26"/>
+        </w:pBdr>
+        <w:spacing w:before="0" w:after="60" w:line="360"/>
+        <w:rPr>
+          <w:color w:val="000000"/>
+        </w:rPr>
+      </w:pPr>
+      <w:r>
+        <w:rPr>
+          <w:rFonts w:hint="eastAsia" w:ascii="SimSun" w:hAnsi="SimSun" w:eastAsia="SimSun" w:cs="SimSun"/>
+          <w:b w:val="1"/>
+          <w:color w:val="000000"/>
+          <w:sz w:val="24"/>
+        </w:rPr>
+        <w:t>追问语</w:t>
+      </w:r>
+      <w:r>
+        <w:rPr>
+          <w:rFonts w:hint="eastAsia" w:ascii="SimSun" w:hAnsi="SimSun" w:eastAsia="SimSun" w:cs="SimSun"/>
+          <w:color w:val="000000"/>
+          <w:sz w:val="24"/>
+        </w:rPr>
+        <w:t>："梧桐代表凄凉——这句话是谁教你的？哪一首里这么写的？写的什么处境？李清照这一处，和那一首一样吗？"</w:t>
+      </w:r>
+    </w:p>
+    <w:p>
+      <w:pPr>
+        <w:pStyle w:val="00000f"/>
+        <w:keepNext w:val="1"/>
+        <w:keepLines w:val="1"/>
+        <w:spacing w:before="240" w:beforeAutospacing="1" w:after="96" w:afterAutospacing="1" w:line="312"/>
+        <w:outlineLvl w:val="2"/>
+        <w:rPr>
+          <w:color w:val="000000"/>
+          <w:sz w:val="32"/>
+          <w:szCs w:val="32"/>
+        </w:rPr>
+      </w:pPr>
+      <w:r>
+        <w:rPr>
+          <w:rFonts w:hint="eastAsia" w:ascii="SimHei" w:hAnsi="SimHei" w:eastAsia="SimHei" w:cs="SimHei"/>
+          <w:b w:val="1"/>
+          <w:color w:val="000000"/>
+          <w:sz w:val="24"/>
+        </w:rPr>
+        <w:t>风险 3｜表态不举证</w:t>
+      </w:r>
+    </w:p>
+    <w:p>
+      <w:pPr>
+        <w:numPr>
+          <w:ilvl w:val="0"/>
+          <w:numId w:val="4"/>
+        </w:numPr>
+        <w:pBdr>
+          <w:left w:space="26"/>
+        </w:pBdr>
+        <w:spacing w:before="0" w:after="60" w:line="360"/>
+        <w:rPr>
+          <w:color w:val="000000"/>
+        </w:rPr>
+      </w:pPr>
+      <w:r>
+        <w:rPr>
+          <w:rFonts w:hint="eastAsia" w:ascii="SimSun" w:hAnsi="SimSun" w:eastAsia="SimSun" w:cs="SimSun"/>
+          <w:b w:val="1"/>
+          <w:color w:val="000000"/>
+          <w:sz w:val="24"/>
+        </w:rPr>
+        <w:t>学生可能说</w:t>
+      </w:r>
+      <w:r>
+        <w:rPr>
+          <w:rFonts w:hint="eastAsia" w:ascii="SimSun" w:hAnsi="SimSun" w:eastAsia="SimSun" w:cs="SimSun"/>
+          <w:color w:val="000000"/>
+          <w:sz w:val="24"/>
+        </w:rPr>
+        <w:t>："我不这样认为，这首词写得很好。"</w:t>
+      </w:r>
+    </w:p>
+    <w:p>
+      <w:pPr>
+        <w:numPr>
+          <w:ilvl w:val="0"/>
+          <w:numId w:val="4"/>
+        </w:numPr>
+        <w:pBdr>
+          <w:left w:space="26"/>
+        </w:pBdr>
+        <w:spacing w:before="0" w:after="60" w:line="360"/>
+        <w:rPr>
+          <w:color w:val="000000"/>
+        </w:rPr>
+      </w:pPr>
+      <w:r>
+        <w:rPr>
+          <w:rFonts w:hint="eastAsia" w:ascii="SimSun" w:hAnsi="SimSun" w:eastAsia="SimSun" w:cs="SimSun"/>
+          <w:b w:val="1"/>
+          <w:color w:val="000000"/>
+          <w:sz w:val="24"/>
+        </w:rPr>
+        <w:t>错在哪</w:t>
+      </w:r>
+      <w:r>
+        <w:rPr>
+          <w:rFonts w:hint="eastAsia" w:ascii="SimSun" w:hAnsi="SimSun" w:eastAsia="SimSun" w:cs="SimSun"/>
+          <w:color w:val="000000"/>
+          <w:sz w:val="24"/>
+        </w:rPr>
+        <w:t>：把</w:t>
+      </w:r>
+      <w:r>
+        <w:rPr>
+          <w:rFonts w:hint="eastAsia" w:ascii="SimSun" w:hAnsi="SimSun" w:eastAsia="SimSun" w:cs="SimSun"/>
+          <w:b w:val="1"/>
+          <w:color w:val="000000"/>
+          <w:sz w:val="24"/>
+        </w:rPr>
+        <w:t>审美判断</w:t>
+      </w:r>
+      <w:r>
+        <w:rPr>
+          <w:rFonts w:hint="eastAsia" w:ascii="SimSun" w:hAnsi="SimSun" w:eastAsia="SimSun" w:cs="SimSun"/>
+          <w:color w:val="000000"/>
+          <w:sz w:val="24"/>
+        </w:rPr>
+        <w:t>当成</w:t>
+      </w:r>
+      <w:r>
+        <w:rPr>
+          <w:rFonts w:hint="eastAsia" w:ascii="SimSun" w:hAnsi="SimSun" w:eastAsia="SimSun" w:cs="SimSun"/>
+          <w:b w:val="1"/>
+          <w:color w:val="000000"/>
+          <w:sz w:val="24"/>
+        </w:rPr>
+        <w:t>偏好表达</w:t>
+      </w:r>
+      <w:r>
+        <w:rPr>
+          <w:rFonts w:hint="eastAsia" w:ascii="SimSun" w:hAnsi="SimSun" w:eastAsia="SimSun" w:cs="SimSun"/>
+          <w:color w:val="000000"/>
+          <w:sz w:val="24"/>
+        </w:rPr>
+        <w:t>。反面评价这一条的全部价值就在逼学生回到词句；不举证的表态，正反两面都不算数。</w:t>
+      </w:r>
+    </w:p>
+    <w:p>
+      <w:pPr>
+        <w:numPr>
+          <w:ilvl w:val="0"/>
+          <w:numId w:val="4"/>
+        </w:numPr>
+        <w:pBdr>
+          <w:left w:space="26"/>
+        </w:pBdr>
+        <w:spacing w:before="0" w:after="60" w:line="360"/>
+        <w:rPr>
+          <w:color w:val="000000"/>
+        </w:rPr>
+      </w:pPr>
+      <w:r>
+        <w:rPr>
+          <w:rFonts w:hint="eastAsia" w:ascii="SimSun" w:hAnsi="SimSun" w:eastAsia="SimSun" w:cs="SimSun"/>
+          <w:b w:val="1"/>
+          <w:color w:val="000000"/>
+          <w:sz w:val="24"/>
+        </w:rPr>
+        <w:t>追问语</w:t>
+      </w:r>
+      <w:r>
+        <w:rPr>
+          <w:rFonts w:hint="eastAsia" w:ascii="SimSun" w:hAnsi="SimSun" w:eastAsia="SimSun" w:cs="SimSun"/>
+          <w:color w:val="000000"/>
+          <w:sz w:val="24"/>
+        </w:rPr>
+        <w:t>："你说它好，好在哪一句？许昂霄说它'伧气'，你说他看到的是哪一句、看漏了哪一句？"</w:t>
+      </w:r>
+    </w:p>
+    <w:p>
+      <w:pPr>
+        <w:pStyle w:val="000005"/>
+        <w:keepNext w:val="1"/>
+        <w:keepLines w:val="1"/>
+        <w:spacing w:before="336" w:beforeAutospacing="1" w:after="144" w:afterAutospacing="1" w:line="312"/>
+        <w:outlineLvl w:val="1"/>
+        <w:rPr>
+          <w:color w:val="000000"/>
+          <w:sz w:val="32"/>
+          <w:szCs w:val="32"/>
+        </w:rPr>
+      </w:pPr>
+      <w:r>
+        <w:rPr>
+          <w:rFonts w:hint="eastAsia" w:ascii="SimHei" w:hAnsi="SimHei" w:eastAsia="SimHei" w:cs="SimHei"/>
+          <w:b w:val="1"/>
+          <w:color w:val="000000"/>
+          <w:sz w:val="28"/>
+        </w:rPr>
+        <w:t>十一、检测任务与评分量规</w:t>
       </w:r>
     </w:p>
     <w:p>
@@ -6841,7 +7730,30 @@
           <w:color w:val="000000"/>
           <w:sz w:val="24"/>
         </w:rPr>
-        <w:t>① 学生说："她在找东西，可能是我丢的什么物件。"</w:t>
+        <w:t>三处检测各回指一条目标，每处附可检验的三档证据；检测之后还有修订与再验证。</w:t>
+      </w:r>
+    </w:p>
+    <w:p>
+      <w:pPr>
+        <w:pStyle w:val="00000f"/>
+        <w:keepNext w:val="1"/>
+        <w:keepLines w:val="1"/>
+        <w:spacing w:before="240" w:beforeAutospacing="1" w:after="96" w:afterAutospacing="1" w:line="312"/>
+        <w:outlineLvl w:val="2"/>
+        <w:rPr>
+          <w:color w:val="000000"/>
+          <w:sz w:val="32"/>
+          <w:szCs w:val="32"/>
+        </w:rPr>
+      </w:pPr>
+      <w:r>
+        <w:rPr>
+          <w:rFonts w:hint="eastAsia" w:ascii="SimHei" w:hAnsi="SimHei" w:eastAsia="SimHei" w:cs="SimHei"/>
+          <w:b w:val="1"/>
+          <w:color w:val="000000"/>
+          <w:sz w:val="24"/>
+        </w:rPr>
+        <w:t>检测任务一（对应目标一，课内 3 分钟）</w:t>
       </w:r>
     </w:p>
     <w:p>
@@ -6855,418 +7767,11 @@
       </w:pPr>
       <w:r>
         <w:rPr>
-          <w:rFonts w:ascii="SimSun" w:hAnsi="SimSun" w:eastAsia="SimSun" w:cs="SimSun"/>
-          <w:color w:val="000000"/>
-          <w:sz w:val="24"/>
-        </w:rPr>
-        <w:t xml:space="preserve">② </w:t>
-      </w:r>
-      <w:r>
-        <w:rPr>
-          <w:rFonts w:hint="eastAsia" w:ascii="SimSun" w:hAnsi="SimSun" w:eastAsia="SimSun" w:cs="SimSun"/>
-          <w:b w:val="1"/>
-          <w:color w:val="000000"/>
-          <w:sz w:val="24"/>
-        </w:rPr>
-        <w:t>误读机制</w:t>
-      </w:r>
-      <w:r>
-        <w:rPr>
-          <w:rFonts w:hint="eastAsia" w:ascii="SimSun" w:hAnsi="SimSun" w:eastAsia="SimSun" w:cs="SimSun"/>
-          <w:color w:val="000000"/>
-          <w:sz w:val="24"/>
-        </w:rPr>
-        <w:t>：只看到"寻"的动作义，忽略了叠词的</w:t>
-      </w:r>
-      <w:r>
-        <w:rPr>
-          <w:rFonts w:hint="eastAsia" w:ascii="SimSun" w:hAnsi="SimSun" w:eastAsia="SimSun" w:cs="SimSun"/>
-          <w:b w:val="1"/>
-          <w:color w:val="000000"/>
-          <w:sz w:val="24"/>
-        </w:rPr>
-        <w:t>时间性</w:t>
-      </w:r>
-      <w:r>
-        <w:rPr>
-          <w:rFonts w:hint="eastAsia" w:ascii="SimSun" w:hAnsi="SimSun" w:eastAsia="SimSun" w:cs="SimSun"/>
-          <w:color w:val="000000"/>
-          <w:sz w:val="24"/>
-        </w:rPr>
-        <w:t>——连说四遍意味着"找了很久"，而下一句"冷冷清清"交代了结果：什么也没找到。</w:t>
-      </w:r>
-    </w:p>
-    <w:p>
-      <w:pPr>
-        <w:spacing w:before="0" w:after="120" w:line="360"/>
-        <w:ind w:firstLine="480"/>
-        <w:jc w:val="both"/>
-        <w:rPr>
-          <w:color w:val="000000"/>
-        </w:rPr>
-      </w:pPr>
-      <w:r>
-        <w:rPr>
-          <w:rFonts w:ascii="SimSun" w:hAnsi="SimSun" w:eastAsia="SimSun" w:cs="SimSun"/>
-          <w:color w:val="000000"/>
-          <w:sz w:val="24"/>
-        </w:rPr>
-        <w:t xml:space="preserve">③ </w:t>
-      </w:r>
-      <w:r>
-        <w:rPr>
-          <w:rFonts w:hint="eastAsia" w:ascii="SimSun" w:hAnsi="SimSun" w:eastAsia="SimSun" w:cs="SimSun"/>
-          <w:b w:val="1"/>
-          <w:color w:val="000000"/>
-          <w:sz w:val="24"/>
-        </w:rPr>
-        <w:t>追问语</w:t>
-      </w:r>
-      <w:r>
-        <w:rPr>
-          <w:rFonts w:hint="eastAsia" w:ascii="SimSun" w:hAnsi="SimSun" w:eastAsia="SimSun" w:cs="SimSun"/>
-          <w:color w:val="000000"/>
-          <w:sz w:val="24"/>
-        </w:rPr>
-        <w:t>："如果只是找东西，为什么要连说四遍？'寻'和'觅'有什么不一样？找完之后那句'冷冷清清'是在说屋子，还是在说她？"</w:t>
-      </w:r>
-    </w:p>
-    <w:p>
-      <w:pPr>
-        <w:pStyle w:val="000003"/>
-        <w:keepNext w:val="1"/>
-        <w:keepLines w:val="1"/>
-        <w:spacing w:before="240" w:beforeAutospacing="1" w:after="96" w:afterAutospacing="1" w:line="312"/>
-        <w:outlineLvl w:val="2"/>
-        <w:rPr>
-          <w:color w:val="000000"/>
-          <w:sz w:val="32"/>
-          <w:szCs w:val="32"/>
-        </w:rPr>
-      </w:pPr>
-      <w:r>
-        <w:rPr>
-          <w:rFonts w:hint="eastAsia" w:ascii="SimHei" w:hAnsi="SimHei" w:eastAsia="SimHei" w:cs="SimHei"/>
-          <w:b w:val="1"/>
-          <w:color w:val="000000"/>
-          <w:sz w:val="24"/>
-        </w:rPr>
-        <w:t>风险 2｜用文化常识替代文本证据</w:t>
-      </w:r>
-    </w:p>
-    <w:p>
-      <w:pPr>
-        <w:spacing w:before="0" w:after="120" w:line="360"/>
-        <w:ind w:firstLine="480"/>
-        <w:jc w:val="both"/>
-        <w:rPr>
-          <w:color w:val="000000"/>
-        </w:rPr>
-      </w:pPr>
-      <w:r>
-        <w:rPr>
-          <w:rFonts w:hint="eastAsia" w:ascii="SimSun" w:hAnsi="SimSun" w:eastAsia="SimSun" w:cs="SimSun"/>
-          <w:color w:val="000000"/>
-          <w:sz w:val="24"/>
-        </w:rPr>
-        <w:t>① 学生说："梧桐、细雨，一看就是凄凉。"</w:t>
-      </w:r>
-    </w:p>
-    <w:p>
-      <w:pPr>
-        <w:spacing w:before="0" w:after="120" w:line="360"/>
-        <w:ind w:firstLine="480"/>
-        <w:jc w:val="both"/>
-        <w:rPr>
-          <w:color w:val="000000"/>
-        </w:rPr>
-      </w:pPr>
-      <w:r>
-        <w:rPr>
-          <w:rFonts w:ascii="SimSun" w:hAnsi="SimSun" w:eastAsia="SimSun" w:cs="SimSun"/>
-          <w:color w:val="000000"/>
-          <w:sz w:val="24"/>
-        </w:rPr>
-        <w:t xml:space="preserve">② </w:t>
-      </w:r>
-      <w:r>
-        <w:rPr>
-          <w:rFonts w:hint="eastAsia" w:ascii="SimSun" w:hAnsi="SimSun" w:eastAsia="SimSun" w:cs="SimSun"/>
-          <w:b w:val="1"/>
-          <w:color w:val="000000"/>
-          <w:sz w:val="24"/>
-        </w:rPr>
-        <w:t>误读机制</w:t>
-      </w:r>
-      <w:r>
-        <w:rPr>
-          <w:rFonts w:hint="eastAsia" w:ascii="SimSun" w:hAnsi="SimSun" w:eastAsia="SimSun" w:cs="SimSun"/>
-          <w:color w:val="000000"/>
-          <w:sz w:val="24"/>
-        </w:rPr>
-        <w:t>：把"梧桐＝凄凉"的公共知识当成对本词的理解，跳过了"这一处梧桐与别处梧桐有什么不同"。本词的独异处恰在"</w:t>
-      </w:r>
-      <w:r>
-        <w:rPr>
-          <w:rFonts w:hint="eastAsia" w:ascii="SimSun" w:hAnsi="SimSun" w:eastAsia="SimSun" w:cs="SimSun"/>
-          <w:b w:val="1"/>
-          <w:color w:val="000000"/>
-          <w:sz w:val="24"/>
-        </w:rPr>
-        <w:t>有谁堪摘</w:t>
-      </w:r>
-      <w:r>
-        <w:rPr>
-          <w:rFonts w:hint="eastAsia" w:ascii="SimSun" w:hAnsi="SimSun" w:eastAsia="SimSun" w:cs="SimSun"/>
-          <w:color w:val="000000"/>
-          <w:sz w:val="24"/>
-        </w:rPr>
-        <w:t>"——花在，摘花的人不在了。</w:t>
-      </w:r>
-    </w:p>
-    <w:p>
-      <w:pPr>
-        <w:spacing w:before="0" w:after="120" w:line="360"/>
-        <w:ind w:firstLine="480"/>
-        <w:jc w:val="both"/>
-        <w:rPr>
-          <w:color w:val="000000"/>
-        </w:rPr>
-      </w:pPr>
-      <w:r>
-        <w:rPr>
-          <w:rFonts w:ascii="SimSun" w:hAnsi="SimSun" w:eastAsia="SimSun" w:cs="SimSun"/>
-          <w:color w:val="000000"/>
-          <w:sz w:val="24"/>
-        </w:rPr>
-        <w:t xml:space="preserve">③ </w:t>
-      </w:r>
-      <w:r>
-        <w:rPr>
-          <w:rFonts w:hint="eastAsia" w:ascii="SimSun" w:hAnsi="SimSun" w:eastAsia="SimSun" w:cs="SimSun"/>
-          <w:b w:val="1"/>
-          <w:color w:val="000000"/>
-          <w:sz w:val="24"/>
-        </w:rPr>
-        <w:t>追问语</w:t>
-      </w:r>
-      <w:r>
-        <w:rPr>
-          <w:rFonts w:hint="eastAsia" w:ascii="SimSun" w:hAnsi="SimSun" w:eastAsia="SimSun" w:cs="SimSun"/>
-          <w:color w:val="000000"/>
-          <w:sz w:val="24"/>
-        </w:rPr>
-        <w:t>："'如今有谁堪摘'里，'堪'是'能够'还是'值得'？如果花还在开，为什么没人摘？这句话说花，还是说人？"</w:t>
-      </w:r>
-    </w:p>
-    <w:p>
-      <w:pPr>
-        <w:pStyle w:val="000003"/>
-        <w:keepNext w:val="1"/>
-        <w:keepLines w:val="1"/>
-        <w:spacing w:before="240" w:beforeAutospacing="1" w:after="96" w:afterAutospacing="1" w:line="312"/>
-        <w:outlineLvl w:val="2"/>
-        <w:rPr>
-          <w:color w:val="000000"/>
-          <w:sz w:val="32"/>
-          <w:szCs w:val="32"/>
-        </w:rPr>
-      </w:pPr>
-      <w:r>
-        <w:rPr>
-          <w:rFonts w:hint="eastAsia" w:ascii="SimHei" w:hAnsi="SimHei" w:eastAsia="SimHei" w:cs="SimHei"/>
-          <w:b w:val="1"/>
-          <w:color w:val="000000"/>
-          <w:sz w:val="24"/>
-        </w:rPr>
-        <w:t>风险 3｜把末句读成"愁得说不出来"</w:t>
-      </w:r>
-    </w:p>
-    <w:p>
-      <w:pPr>
-        <w:spacing w:before="0" w:after="120" w:line="360"/>
-        <w:ind w:firstLine="480"/>
-        <w:jc w:val="both"/>
-        <w:rPr>
-          <w:color w:val="000000"/>
-        </w:rPr>
-      </w:pPr>
-      <w:r>
-        <w:rPr>
-          <w:rFonts w:hint="eastAsia" w:ascii="SimSun" w:hAnsi="SimSun" w:eastAsia="SimSun" w:cs="SimSun"/>
-          <w:color w:val="000000"/>
-          <w:sz w:val="24"/>
-        </w:rPr>
-        <w:t>① 学生说："愁太多了，说不出来，所以'怎一个愁字了得'。"</w:t>
-      </w:r>
-    </w:p>
-    <w:p>
-      <w:pPr>
-        <w:spacing w:before="0" w:after="120" w:line="360"/>
-        <w:ind w:firstLine="480"/>
-        <w:jc w:val="both"/>
-        <w:rPr>
-          <w:color w:val="000000"/>
-        </w:rPr>
-      </w:pPr>
-      <w:r>
-        <w:rPr>
-          <w:rFonts w:ascii="SimSun" w:hAnsi="SimSun" w:eastAsia="SimSun" w:cs="SimSun"/>
-          <w:color w:val="000000"/>
-          <w:sz w:val="24"/>
-        </w:rPr>
-        <w:t xml:space="preserve">② </w:t>
-      </w:r>
-      <w:r>
-        <w:rPr>
-          <w:rFonts w:hint="eastAsia" w:ascii="SimSun" w:hAnsi="SimSun" w:eastAsia="SimSun" w:cs="SimSun"/>
-          <w:b w:val="1"/>
-          <w:color w:val="000000"/>
-          <w:sz w:val="24"/>
-        </w:rPr>
-        <w:t>误读机制</w:t>
-      </w:r>
-      <w:r>
-        <w:rPr>
-          <w:rFonts w:hint="eastAsia" w:ascii="SimSun" w:hAnsi="SimSun" w:eastAsia="SimSun" w:cs="SimSun"/>
-          <w:color w:val="000000"/>
-          <w:sz w:val="24"/>
-        </w:rPr>
-        <w:t>：把"无法表达"当成结论，于是前面九十六个字都成了废话。实际相反——</w:t>
-      </w:r>
-      <w:r>
-        <w:rPr>
-          <w:rFonts w:hint="eastAsia" w:ascii="SimSun" w:hAnsi="SimSun" w:eastAsia="SimSun" w:cs="SimSun"/>
-          <w:b w:val="1"/>
-          <w:color w:val="000000"/>
-          <w:sz w:val="24"/>
-        </w:rPr>
-        <w:t>正因为说得出这么多，才显得一个"愁"字不够用</w:t>
-      </w:r>
-      <w:r>
-        <w:rPr>
-          <w:rFonts w:hint="eastAsia" w:ascii="SimSun" w:hAnsi="SimSun" w:eastAsia="SimSun" w:cs="SimSun"/>
-          <w:color w:val="000000"/>
-          <w:sz w:val="24"/>
-        </w:rPr>
-        <w:t>。</w:t>
-      </w:r>
-    </w:p>
-    <w:p>
-      <w:pPr>
-        <w:spacing w:before="0" w:after="120" w:line="360"/>
-        <w:ind w:firstLine="480"/>
-        <w:jc w:val="both"/>
-        <w:rPr>
-          <w:color w:val="000000"/>
-        </w:rPr>
-      </w:pPr>
-      <w:r>
-        <w:rPr>
-          <w:rFonts w:ascii="SimSun" w:hAnsi="SimSun" w:eastAsia="SimSun" w:cs="SimSun"/>
-          <w:color w:val="000000"/>
-          <w:sz w:val="24"/>
-        </w:rPr>
-        <w:t xml:space="preserve">③ </w:t>
-      </w:r>
-      <w:r>
-        <w:rPr>
-          <w:rFonts w:hint="eastAsia" w:ascii="SimSun" w:hAnsi="SimSun" w:eastAsia="SimSun" w:cs="SimSun"/>
-          <w:b w:val="1"/>
-          <w:color w:val="000000"/>
-          <w:sz w:val="24"/>
-        </w:rPr>
-        <w:t>追问语</w:t>
-      </w:r>
-      <w:r>
-        <w:rPr>
-          <w:rFonts w:hint="eastAsia" w:ascii="SimSun" w:hAnsi="SimSun" w:eastAsia="SimSun" w:cs="SimSun"/>
-          <w:color w:val="000000"/>
-          <w:sz w:val="24"/>
-        </w:rPr>
-        <w:t>："如果真是说不出来，前面那些叠词、那些意象，是在做什么？'了得'是'说得完'还是'承受得住'？"</w:t>
-      </w:r>
-    </w:p>
-    <w:p>
-      <w:pPr>
-        <w:pStyle w:val="000001"/>
-        <w:keepNext w:val="1"/>
-        <w:keepLines w:val="1"/>
-        <w:spacing w:before="336" w:beforeAutospacing="1" w:after="144" w:afterAutospacing="1" w:line="312"/>
-        <w:outlineLvl w:val="1"/>
-        <w:rPr>
-          <w:color w:val="000000"/>
-          <w:sz w:val="32"/>
-          <w:szCs w:val="32"/>
-        </w:rPr>
-      </w:pPr>
-      <w:r>
-        <w:rPr>
-          <w:rFonts w:hint="eastAsia" w:ascii="SimHei" w:hAnsi="SimHei" w:eastAsia="SimHei" w:cs="SimHei"/>
-          <w:b w:val="1"/>
-          <w:color w:val="000000"/>
-          <w:sz w:val="28"/>
-        </w:rPr>
-        <w:t>十一、检测任务与评分量规</w:t>
-      </w:r>
-    </w:p>
-    <w:p>
-      <w:pPr>
-        <w:spacing w:before="0" w:after="120" w:line="360"/>
-        <w:ind w:firstLine="480"/>
-        <w:jc w:val="both"/>
-        <w:rPr>
-          <w:color w:val="000000"/>
-        </w:rPr>
-      </w:pPr>
-      <w:r>
-        <w:rPr>
-          <w:rFonts w:hint="eastAsia" w:ascii="SimSun" w:hAnsi="SimSun" w:eastAsia="SimSun" w:cs="SimSun"/>
-          <w:color w:val="000000"/>
-          <w:sz w:val="24"/>
-        </w:rPr>
-        <w:t>三处检测各回指一条目标，每处附可检验的三档证据；检测之后还有修订与再验证。</w:t>
-      </w:r>
-    </w:p>
-    <w:p>
-      <w:pPr>
-        <w:pStyle w:val="000003"/>
-        <w:keepNext w:val="1"/>
-        <w:keepLines w:val="1"/>
-        <w:spacing w:before="240" w:beforeAutospacing="1" w:after="96" w:afterAutospacing="1" w:line="312"/>
-        <w:outlineLvl w:val="2"/>
-        <w:rPr>
-          <w:color w:val="000000"/>
-          <w:sz w:val="32"/>
-          <w:szCs w:val="32"/>
-        </w:rPr>
-      </w:pPr>
-      <w:r>
-        <w:rPr>
-          <w:rFonts w:hint="eastAsia" w:ascii="SimHei" w:hAnsi="SimHei" w:eastAsia="SimHei" w:cs="SimHei"/>
-          <w:b w:val="1"/>
-          <w:color w:val="000000"/>
-          <w:sz w:val="24"/>
-        </w:rPr>
-        <w:t>检测任务一（对应目标一，课内 3 分钟）</w:t>
-      </w:r>
-    </w:p>
-    <w:p>
-      <w:pPr>
-        <w:spacing w:before="0" w:after="120" w:line="360"/>
-        <w:ind w:firstLine="480"/>
-        <w:jc w:val="both"/>
-        <w:rPr>
-          <w:color w:val="000000"/>
-        </w:rPr>
-      </w:pPr>
-      <w:r>
-        <w:rPr>
-          <w:rFonts w:hint="eastAsia" w:ascii="SimSun" w:hAnsi="SimSun" w:eastAsia="SimSun" w:cs="SimSun"/>
-          <w:color w:val="000000"/>
-          <w:sz w:val="24"/>
-        </w:rPr>
-        <w:t>在十四叠字下分别标"动"或"态"，并用一句话说明这样标对朗读有什么影响。</w:t>
+          <w:rFonts w:hint="eastAsia" w:ascii="SimSun" w:hAnsi="SimSun" w:eastAsia="SimSun" w:cs="SimSun"/>
+          <w:color w:val="000000"/>
+          <w:sz w:val="24"/>
+        </w:rPr>
+        <w:t>给十四叠字排出层次，并说明"冷冷"与"清清"为何不能互换。</w:t>
       </w:r>
     </w:p>
     <w:tbl>
@@ -7408,7 +7913,7 @@
                 <w:color w:val="000000"/>
                 <w:sz w:val="21"/>
               </w:rPr>
-              <w:t>只把十四个字抄一遍，或只对"寻、觅"标"动"，其余标不出</w:t>
+              <w:t>只抄十四个字，或只答"很有层次""一层比一层深"</w:t>
             </w:r>
           </w:p>
         </w:tc>
@@ -7467,7 +7972,24 @@
                 <w:color w:val="000000"/>
                 <w:sz w:val="21"/>
               </w:rPr>
-              <w:t>能分出"寻、觅"为动作，"冷、清、凄、惨、戚"为状态或感受，并说出后七字语速更慢、更压抑</w:t>
+              <w:t>能分出</w:t>
+            </w:r>
+            <w:r>
+              <w:rPr>
+                <w:rFonts w:hint="eastAsia" w:ascii="SimSun" w:hAnsi="SimSun" w:eastAsia="SimSun" w:cs="SimSun"/>
+                <w:b w:val="1"/>
+                <w:color w:val="000000"/>
+                <w:sz w:val="21"/>
+              </w:rPr>
+              <w:t>外／内两级以上</w:t>
+            </w:r>
+            <w:r>
+              <w:rPr>
+                <w:rFonts w:hint="eastAsia" w:ascii="SimSun" w:hAnsi="SimSun" w:eastAsia="SimSun" w:cs="SimSun"/>
+                <w:color w:val="000000"/>
+                <w:sz w:val="21"/>
+              </w:rPr>
+              <w:t>（冷冷是环境，清清是心里），并指出互换后"由外入内"这一步就断了</w:t>
             </w:r>
           </w:p>
         </w:tc>
@@ -7526,7 +8048,7 @@
                 <w:color w:val="000000"/>
                 <w:sz w:val="21"/>
               </w:rPr>
-              <w:t>还能说出"寻"与"觅"的分别（寻是找，觅是细找、求索），并指出"戚戚"是全词情绪的底</w:t>
+              <w:t>还能说出"寻"与"觅"之别（寻是找，觅是寻而又细察），并说明前两组是"不信→确认"的推进</w:t>
             </w:r>
           </w:p>
         </w:tc>
@@ -7534,7 +8056,7 @@
     </w:tbl>
     <w:p>
       <w:pPr>
-        <w:pStyle w:val="000003"/>
+        <w:pStyle w:val="00000f"/>
         <w:keepNext w:val="1"/>
         <w:keepLines w:val="1"/>
         <w:spacing w:before="240" w:beforeAutospacing="1" w:after="96" w:afterAutospacing="1" w:line="312"/>
@@ -7570,7 +8092,7 @@
           <w:color w:val="000000"/>
           <w:sz w:val="24"/>
         </w:rPr>
-        <w:t>把六组意象填入"旧时／如今"两栏，每栏后写出判断依据字。</w:t>
+        <w:t>为"雁"或"梧桐"举出它在传统里的一处出处，并说明这一首里它有何不同。</w:t>
       </w:r>
     </w:p>
     <w:tbl>
@@ -7712,7 +8234,7 @@
                 <w:color w:val="000000"/>
                 <w:sz w:val="21"/>
               </w:rPr>
-              <w:t>只填意象名，或把六组全归入"如今"而不给依据</w:t>
+              <w:t>只写"代表凄凉／代表思乡"，无出处</w:t>
             </w:r>
           </w:p>
         </w:tc>
@@ -7771,7 +8293,7 @@
                 <w:color w:val="000000"/>
                 <w:sz w:val="21"/>
               </w:rPr>
-              <w:t>能依"旧时相识"把过雁归入旧时、依"有谁堪摘"把黄花归入如今，并指到具体的字</w:t>
+              <w:t>能举出一条前人句子（如"归雁洛阳边""寂寞梧桐深院锁清秋"），并说明这一首里它转向了"如今"</w:t>
             </w:r>
           </w:p>
         </w:tc>
@@ -7830,7 +8352,24 @@
                 <w:color w:val="000000"/>
                 <w:sz w:val="21"/>
               </w:rPr>
-              <w:t>还能指出"旧时相识"的主语有歧义（雁识得她／她识得雁），并说明这个歧义正好写出"物是人非"</w:t>
+              <w:t>还能指出这一首把语码</w:t>
+            </w:r>
+            <w:r>
+              <w:rPr>
+                <w:rFonts w:hint="eastAsia" w:ascii="SimSun" w:hAnsi="SimSun" w:eastAsia="SimSun" w:cs="SimSun"/>
+                <w:b w:val="1"/>
+                <w:color w:val="000000"/>
+                <w:sz w:val="21"/>
+              </w:rPr>
+              <w:t>改了方向</w:t>
+            </w:r>
+            <w:r>
+              <w:rPr>
+                <w:rFonts w:hint="eastAsia" w:ascii="SimSun" w:hAnsi="SimSun" w:eastAsia="SimSun" w:cs="SimSun"/>
+                <w:color w:val="000000"/>
+                <w:sz w:val="21"/>
+              </w:rPr>
+              <w:t>（雁还是那些雁，可是"再也没人收"了）</w:t>
             </w:r>
           </w:p>
         </w:tc>
@@ -7838,7 +8377,7 @@
     </w:tbl>
     <w:p>
       <w:pPr>
-        <w:pStyle w:val="000003"/>
+        <w:pStyle w:val="00000f"/>
         <w:keepNext w:val="1"/>
         <w:keepLines w:val="1"/>
         <w:spacing w:before="240" w:beforeAutospacing="1" w:after="96" w:afterAutospacing="1" w:line="312"/>
@@ -7856,7 +8395,7 @@
           <w:color w:val="000000"/>
           <w:sz w:val="24"/>
         </w:rPr>
-        <w:t>检测任务三（对应目标三，课内 3 分钟）</w:t>
+        <w:t>检测任务三（对应目标三，课内 5 分钟）</w:t>
       </w:r>
     </w:p>
     <w:p>
@@ -7874,7 +8413,71 @@
           <w:color w:val="000000"/>
           <w:sz w:val="24"/>
         </w:rPr>
-        <w:t>为"怎一个愁字了得"设计一处朗读处理（停顿、重音或收束），说明理由。</w:t>
+        <w:t>复述一条不同的评价并表态，举一处词句为证。</w:t>
+      </w:r>
+    </w:p>
+    <w:tbl>
+      <w:tblPr>
+        <w:tblW w:w="0" w:type="auto"/>
+        <w:tblBorders>
+          <w:top w:val="none" w:sz="8"/>
+          <w:left w:val="none" w:sz="8"/>
+          <w:bottom w:val="none" w:sz="8"/>
+          <w:right w:val="none" w:sz="8"/>
+        </w:tblBorders>
+        <w:tblLayout w:type="autofit"/>
+        <w:tblCellMar>
+          <w:top w:w="15" w:type="dxa"/>
+          <w:left w:w="15" w:type="dxa"/>
+          <w:bottom w:w="15" w:type="dxa"/>
+          <w:right w:w="15" w:type="dxa"/>
+        </w:tblCellMar>
+      </w:tblPr>
+      <w:tblGrid>
+        <w:gridCol w:w="8306"/>
+      </w:tblGrid>
+      <w:tr>
+        <w:trPr/>
+        <w:tc>
+          <w:tcPr>
+            <w:tcW w:w="8306" w:type="dxa"/>
+            <w:tcBorders>
+              <w:top w:val="none" w:sz="8"/>
+              <w:left w:val="single" w:color="999999" w:sz="18"/>
+              <w:bottom w:val="none" w:sz="8"/>
+              <w:right w:val="none" w:sz="8"/>
+            </w:tcBorders>
+            <w:shd w:val="clear" w:fill="f5f5f5"/>
+            <w:vAlign w:val="center"/>
+          </w:tcPr>
+          <w:p>
+            <w:pPr>
+              <w:jc w:val="left"/>
+              <w:rPr>
+                <w:color w:val="000000"/>
+              </w:rPr>
+            </w:pPr>
+            <w:r>
+              <w:rPr>
+                <w:rFonts w:hint="eastAsia" w:ascii="SimSun" w:hAnsi="SimSun" w:eastAsia="SimSun" w:cs="SimSun"/>
+                <w:color w:val="000000"/>
+                <w:sz w:val="22"/>
+              </w:rPr>
+              <w:t>材料：许昂霄《词综偶评》"此词颇带伧气，而昔人极口称之，殆不可解"；陈廷焯《白雨斋词话》"此不过奇笔耳，并非高调"。</w:t>
+            </w:r>
+          </w:p>
+        </w:tc>
+      </w:tr>
+    </w:tbl>
+    <w:p>
+      <w:pPr>
+        <w:spacing w:line="240"/>
+      </w:pPr>
+      <w:r>
+        <w:rPr>
+          <w:sz w:val="4"/>
+        </w:rPr>
+        <w:t xml:space="preserve"> </w:t>
       </w:r>
     </w:p>
     <w:tbl>
@@ -8016,7 +8619,7 @@
                 <w:color w:val="000000"/>
                 <w:sz w:val="21"/>
               </w:rPr>
-              <w:t>只说"读得慢一点、悲伤一点"</w:t>
+              <w:t>只表态（"我不同意""写得很好"），不举词句</w:t>
             </w:r>
           </w:p>
         </w:tc>
@@ -8075,7 +8678,24 @@
                 <w:color w:val="000000"/>
                 <w:sz w:val="21"/>
               </w:rPr>
-              <w:t>能指出全词押入声韵（觅、戚、息、急、识、积、摘、黑、滴、得），声音短促收住，末句不宜拖长</w:t>
+              <w:t>能复述其中一条，并举</w:t>
+            </w:r>
+            <w:r>
+              <w:rPr>
+                <w:rFonts w:hint="eastAsia" w:ascii="SimSun" w:hAnsi="SimSun" w:eastAsia="SimSun" w:cs="SimSun"/>
+                <w:b w:val="1"/>
+                <w:color w:val="000000"/>
+                <w:sz w:val="21"/>
+              </w:rPr>
+              <w:t>至少一处词句</w:t>
+            </w:r>
+            <w:r>
+              <w:rPr>
+                <w:rFonts w:hint="eastAsia" w:ascii="SimSun" w:hAnsi="SimSun" w:eastAsia="SimSun" w:cs="SimSun"/>
+                <w:color w:val="000000"/>
+                <w:sz w:val="21"/>
+              </w:rPr>
+              <w:t>支撑自己的判断</w:t>
             </w:r>
           </w:p>
         </w:tc>
@@ -8134,7 +8754,7 @@
                 <w:color w:val="000000"/>
                 <w:sz w:val="21"/>
               </w:rPr>
-              <w:t>还能说出"怎一个"是反问、"了得"二字最重，收在"得"上像是把话咽回去</w:t>
+              <w:t>能替对方说出一个理由（"说他伧气，大概是因为'怎生''了得'这些口语入词"），再说出自己不同意的那一点</w:t>
             </w:r>
           </w:p>
         </w:tc>
@@ -8142,7 +8762,7 @@
     </w:tbl>
     <w:p>
       <w:pPr>
-        <w:pStyle w:val="000003"/>
+        <w:pStyle w:val="00000f"/>
         <w:keepNext w:val="1"/>
         <w:keepLines w:val="1"/>
         <w:spacing w:before="240" w:beforeAutospacing="1" w:after="96" w:afterAutospacing="1" w:line="312"/>
@@ -8178,7 +8798,7 @@
           <w:color w:val="000000"/>
           <w:sz w:val="24"/>
         </w:rPr>
-        <w:t>任务二交上来后，教师给出上面"达标"一档的证据要求，学生</w:t>
+        <w:t>任务一交上来后，投影"达标"一档的证据要求，学生</w:t>
       </w:r>
       <w:r>
         <w:rPr>
@@ -8187,7 +8807,7 @@
           <w:color w:val="000000"/>
           <w:sz w:val="24"/>
         </w:rPr>
-        <w:t>用 3 分钟改自己的表格</w:t>
+        <w:t>用 3 分钟改自己的答案</w:t>
       </w:r>
       <w:r>
         <w:rPr>
@@ -8202,7 +8822,7 @@
       <w:pPr>
         <w:numPr>
           <w:ilvl w:val="0"/>
-          <w:numId w:val="2"/>
+          <w:numId w:val="4"/>
         </w:numPr>
         <w:pBdr>
           <w:left w:space="26"/>
@@ -8215,17 +8835,26 @@
       <w:r>
         <w:rPr>
           <w:rFonts w:hint="eastAsia" w:ascii="SimSun" w:hAnsi="SimSun" w:eastAsia="SimSun" w:cs="SimSun"/>
-          <w:color w:val="000000"/>
-          <w:sz w:val="24"/>
-        </w:rPr>
-        <w:t>改哪一处：右栏"依据字"这一列；</w:t>
+          <w:b w:val="1"/>
+          <w:color w:val="000000"/>
+          <w:sz w:val="24"/>
+        </w:rPr>
+        <w:t>改哪一处</w:t>
+      </w:r>
+      <w:r>
+        <w:rPr>
+          <w:rFonts w:hint="eastAsia" w:ascii="SimSun" w:hAnsi="SimSun" w:eastAsia="SimSun" w:cs="SimSun"/>
+          <w:color w:val="000000"/>
+          <w:sz w:val="24"/>
+        </w:rPr>
+        <w:t>：把"很有层次"改成"从哪一级走到哪一级"；</w:t>
       </w:r>
     </w:p>
     <w:p>
       <w:pPr>
         <w:numPr>
           <w:ilvl w:val="0"/>
-          <w:numId w:val="2"/>
+          <w:numId w:val="4"/>
         </w:numPr>
         <w:pBdr>
           <w:left w:space="26"/>
@@ -8238,10 +8867,19 @@
       <w:r>
         <w:rPr>
           <w:rFonts w:hint="eastAsia" w:ascii="SimSun" w:hAnsi="SimSun" w:eastAsia="SimSun" w:cs="SimSun"/>
-          <w:color w:val="000000"/>
-          <w:sz w:val="24"/>
-        </w:rPr>
-        <w:t>怎么改：把"我觉得凄凉"改成"因为'如今有谁堪摘'的'堪'字说明花在而人不在"。</w:t>
+          <w:b w:val="1"/>
+          <w:color w:val="000000"/>
+          <w:sz w:val="24"/>
+        </w:rPr>
+        <w:t>怎么改</w:t>
+      </w:r>
+      <w:r>
+        <w:rPr>
+          <w:rFonts w:hint="eastAsia" w:ascii="SimSun" w:hAnsi="SimSun" w:eastAsia="SimSun" w:cs="SimSun"/>
+          <w:color w:val="000000"/>
+          <w:sz w:val="24"/>
+        </w:rPr>
+        <w:t>：补上外／内的分界，并写出互换之后坏掉的是什么。</w:t>
       </w:r>
     </w:p>
     <w:p>
@@ -8260,20 +8898,20 @@
           <w:color w:val="000000"/>
           <w:sz w:val="24"/>
         </w:rPr>
-        <w:t>只改这一列，不重抄表格</w:t>
-      </w:r>
-      <w:r>
-        <w:rPr>
-          <w:rFonts w:hint="eastAsia" w:ascii="SimSun" w:hAnsi="SimSun" w:eastAsia="SimSun" w:cs="SimSun"/>
-          <w:color w:val="000000"/>
-          <w:sz w:val="24"/>
-        </w:rPr>
-        <w:t>——修订的目标是学会"以字证论"，不是誊清。</w:t>
+        <w:t>只改这一段，不重抄。</w:t>
+      </w:r>
+      <w:r>
+        <w:rPr>
+          <w:rFonts w:hint="eastAsia" w:ascii="SimSun" w:hAnsi="SimSun" w:eastAsia="SimSun" w:cs="SimSun"/>
+          <w:color w:val="000000"/>
+          <w:sz w:val="24"/>
+        </w:rPr>
+        <w:t xml:space="preserve"> 这一改要练的是"从复述结论换成指出关系"，不是把答案抄正。</w:t>
       </w:r>
     </w:p>
     <w:p>
       <w:pPr>
-        <w:pStyle w:val="000003"/>
+        <w:pStyle w:val="00000f"/>
         <w:keepNext w:val="1"/>
         <w:keepLines w:val="1"/>
         <w:spacing w:before="240" w:beforeAutospacing="1" w:after="96" w:afterAutospacing="1" w:line="312"/>
@@ -8309,7 +8947,7 @@
           <w:color w:val="000000"/>
           <w:sz w:val="24"/>
         </w:rPr>
-        <w:t>改完后追问一处新地方：「</w:t>
+        <w:t>改完换一处新文本：</w:t>
       </w:r>
       <w:r>
         <w:rPr>
@@ -8318,22 +8956,22 @@
           <w:color w:val="000000"/>
           <w:sz w:val="24"/>
         </w:rPr>
-        <w:t>憔悴损</w:t>
-      </w:r>
-      <w:r>
-        <w:rPr>
-          <w:rFonts w:hint="eastAsia" w:ascii="SimSun" w:hAnsi="SimSun" w:eastAsia="SimSun" w:cs="SimSun"/>
-          <w:color w:val="000000"/>
-          <w:sz w:val="24"/>
-        </w:rPr>
-        <w:t>」三字，"损"的主语是花还是人？</w:t>
+        <w:t>「守着窗儿，独自怎生得黑」里的动词是哪个？</w:t>
+      </w:r>
+      <w:r>
+        <w:rPr>
+          <w:rFonts w:hint="eastAsia" w:ascii="SimSun" w:hAnsi="SimSun" w:eastAsia="SimSun" w:cs="SimSun"/>
+          <w:color w:val="000000"/>
+          <w:sz w:val="24"/>
+        </w:rPr>
+        <w:t>（"得"——"能够"；怎么能够盼到天黑。）</w:t>
       </w:r>
     </w:p>
     <w:p>
       <w:pPr>
         <w:numPr>
           <w:ilvl w:val="0"/>
-          <w:numId w:val="2"/>
+          <w:numId w:val="4"/>
         </w:numPr>
         <w:pBdr>
           <w:left w:space="26"/>
@@ -8349,14 +8987,14 @@
           <w:color w:val="000000"/>
           <w:sz w:val="24"/>
         </w:rPr>
-        <w:t>若学生仍答"花"，说明还停在贴标签；</w:t>
+        <w:t>若学生找不出动词，说明还停在"读意思"；</w:t>
       </w:r>
     </w:p>
     <w:p>
       <w:pPr>
         <w:numPr>
           <w:ilvl w:val="0"/>
-          <w:numId w:val="2"/>
+          <w:numId w:val="4"/>
         </w:numPr>
         <w:pBdr>
           <w:left w:space="26"/>
@@ -8372,12 +9010,12 @@
           <w:color w:val="000000"/>
           <w:sz w:val="24"/>
         </w:rPr>
-        <w:t>若答"花也人，人是主"并能指到"如今有谁堪摘"，说明方法已迁移。</w:t>
+        <w:t>若答出"得"并能说清"怎生"的"生"是语助词，说明"一字不放过"这一步已经过去了。</w:t>
       </w:r>
     </w:p>
     <w:p>
       <w:pPr>
-        <w:pStyle w:val="000001"/>
+        <w:pStyle w:val="000005"/>
         <w:keepNext w:val="1"/>
         <w:keepLines w:val="1"/>
         <w:spacing w:before="336" w:beforeAutospacing="1" w:after="144" w:afterAutospacing="1" w:line="312"/>
@@ -8613,7 +9251,7 @@
                 <w:color w:val="000000"/>
                 <w:sz w:val="21"/>
               </w:rPr>
-              <w:t>：先把十四字分成"找／找不到"两堆，用朗读体会上差异；意象只做"旧时／如今"两栏，不追问歧义</w:t>
+              <w:t>：只做外／内两级，不追七级；语码只做"雁"一个；反面评价不作要求</w:t>
             </w:r>
           </w:p>
         </w:tc>
@@ -8641,7 +9279,7 @@
                 <w:color w:val="000000"/>
                 <w:sz w:val="21"/>
               </w:rPr>
-              <w:t>备选：只追问"为什么不直接说愁"，其余从简</w:t>
+              <w:t>备选：只问"有人不同意，为什么"</w:t>
             </w:r>
           </w:p>
         </w:tc>
@@ -8669,7 +9307,7 @@
                 <w:color w:val="000000"/>
                 <w:sz w:val="21"/>
               </w:rPr>
-              <w:t>备选：只练叠词效果题的答题层次</w:t>
+              <w:t>备选：只练"叠字效果"题的答题层次</w:t>
             </w:r>
           </w:p>
         </w:tc>
@@ -8729,7 +9367,7 @@
                 <w:color w:val="000000"/>
                 <w:sz w:val="21"/>
               </w:rPr>
-              <w:t>备选：同上，可加一句"寻与觅之别"</w:t>
+              <w:t>备选：同上，可加"寻与觅之别"</w:t>
             </w:r>
           </w:p>
         </w:tc>
@@ -8766,7 +9404,7 @@
                 <w:color w:val="000000"/>
                 <w:sz w:val="21"/>
               </w:rPr>
-              <w:t>：以"说不完 vs 说不出"为核心争议，允许两种理解并存但须给证据</w:t>
+              <w:t>：三个任务全做，反面评价要求举证</w:t>
             </w:r>
           </w:p>
         </w:tc>
@@ -8794,7 +9432,7 @@
                 <w:color w:val="000000"/>
                 <w:sz w:val="21"/>
               </w:rPr>
-              <w:t>备选：叠词＋意象两类题各一例</w:t>
+              <w:t>备选：叠加字效果与意象分析两类题</w:t>
             </w:r>
           </w:p>
         </w:tc>
@@ -8882,7 +9520,7 @@
                 <w:color w:val="000000"/>
                 <w:sz w:val="21"/>
               </w:rPr>
-              <w:t>备选：加入"入声韵在南渡词中的普遍性"一层</w:t>
+              <w:t>备选：加"七级 vs 三层"两种读法的比较</w:t>
             </w:r>
           </w:p>
         </w:tc>
@@ -8919,7 +9557,7 @@
                 <w:color w:val="000000"/>
                 <w:sz w:val="21"/>
               </w:rPr>
-              <w:t>：以本词为例，练"以字证论"的短评写法</w:t>
+              <w:t>：以本词为例，练"举出处、比异同"的短评写法</w:t>
             </w:r>
           </w:p>
         </w:tc>
@@ -8966,7 +9604,7 @@
           <w:color w:val="000000"/>
           <w:sz w:val="24"/>
         </w:rPr>
-        <w:t>（"说不完"而非"说不出"是本课的真争议），基础型作为保底路径。</w:t>
+        <w:t>（三个任务全做，反面评价必须举证），基础型作为保底路径。</w:t>
       </w:r>
     </w:p>
     <w:p>
@@ -9010,12 +9648,12 @@
           <w:color w:val="000000"/>
           <w:sz w:val="24"/>
         </w:rPr>
-        <w:t>。若教师回避小组讨论，可将任务二改为"同桌两两互说 + 全班抽样"，时间不变。</w:t>
+        <w:t>。若教师回避小组讨论，任务二改为"同桌两两互说 + 全班抽样"，时间不变。</w:t>
       </w:r>
     </w:p>
     <w:p>
       <w:pPr>
-        <w:pStyle w:val="000001"/>
+        <w:pStyle w:val="000005"/>
         <w:keepNext w:val="1"/>
         <w:keepLines w:val="1"/>
         <w:spacing w:before="336" w:beforeAutospacing="1" w:after="144" w:afterAutospacing="1" w:line="312"/>
@@ -9208,7 +9846,7 @@
                 <w:color w:val="000000"/>
                 <w:sz w:val="21"/>
               </w:rPr>
-              <w:t>每个教学点都能指回具体字句（十四叠字／"旧时相识"／"有谁堪摘"／"怎一个"）</w:t>
+              <w:t>每个教学点都能指回具体字句（冷冷／清清／归雁洛阳边／梧桐雨／"得"字）</w:t>
             </w:r>
           </w:p>
         </w:tc>
@@ -9304,15 +9942,15 @@
                 <w:color w:val="000000"/>
                 <w:sz w:val="21"/>
               </w:rPr>
-              <w:t>概念混淆</w:t>
-            </w:r>
-            <w:r>
-              <w:rPr>
-                <w:rFonts w:hint="eastAsia" w:ascii="SimSun" w:hAnsi="SimSun" w:eastAsia="SimSun" w:cs="SimSun"/>
-                <w:color w:val="000000"/>
-                <w:sz w:val="21"/>
-              </w:rPr>
-              <w:t>（把意象的公共义当成本篇义），并有可推翻的诊断任务</w:t>
+              <w:t>缺比较维度</w:t>
+            </w:r>
+            <w:r>
+              <w:rPr>
+                <w:rFonts w:hint="eastAsia" w:ascii="SimSun" w:hAnsi="SimSun" w:eastAsia="SimSun" w:cs="SimSun"/>
+                <w:color w:val="000000"/>
+                <w:sz w:val="21"/>
+              </w:rPr>
+              <w:t>（说不出"比什么好、深在哪"），并有可推翻的诊断任务</w:t>
             </w:r>
           </w:p>
         </w:tc>
@@ -9399,7 +10037,7 @@
                 <w:color w:val="000000"/>
                 <w:sz w:val="21"/>
               </w:rPr>
-              <w:t>学生活动占 62%；每个环节都有可见产出；主问题唯一</w:t>
+              <w:t>学生活动占 58%；三个环节各有可见产出；主问题唯一</w:t>
             </w:r>
           </w:p>
         </w:tc>
@@ -9486,7 +10124,112 @@
                 <w:color w:val="000000"/>
                 <w:sz w:val="21"/>
               </w:rPr>
-              <w:t>三处检测各自回指一条目标；含修订机会与再验证</w:t>
+              <w:t>三处检测各回指一条目标；含修订机会与再验证</w:t>
+            </w:r>
+          </w:p>
+        </w:tc>
+        <w:tc>
+          <w:tcPr>
+            <w:tcW w:w="2768" w:type="dxa"/>
+            <w:tcBorders>
+              <w:top w:val="single" w:color="999999" w:sz="6"/>
+              <w:left w:val="single" w:color="999999" w:sz="6"/>
+              <w:bottom w:val="single" w:color="999999" w:sz="6"/>
+              <w:right w:val="single" w:color="999999" w:sz="6"/>
+            </w:tcBorders>
+            <w:vAlign w:val="top"/>
+          </w:tcPr>
+          <w:p>
+            <w:pPr>
+              <w:jc w:val="left"/>
+              <w:rPr>
+                <w:color w:val="000000"/>
+              </w:rPr>
+            </w:pPr>
+            <w:r>
+              <w:rPr>
+                <w:rFonts w:hint="eastAsia" w:ascii="SimSun" w:hAnsi="SimSun" w:eastAsia="SimSun" w:cs="SimSun"/>
+                <w:color w:val="000000"/>
+                <w:sz w:val="21"/>
+              </w:rPr>
+              <w:t>过</w:t>
+            </w:r>
+          </w:p>
+        </w:tc>
+      </w:tr>
+      <w:tr>
+        <w:trPr/>
+        <w:tc>
+          <w:tcPr>
+            <w:tcW w:w="2768" w:type="dxa"/>
+            <w:tcBorders>
+              <w:top w:val="single" w:color="999999" w:sz="6"/>
+              <w:left w:val="single" w:color="999999" w:sz="6"/>
+              <w:bottom w:val="single" w:color="999999" w:sz="6"/>
+              <w:right w:val="single" w:color="999999" w:sz="6"/>
+            </w:tcBorders>
+            <w:vAlign w:val="top"/>
+          </w:tcPr>
+          <w:p>
+            <w:pPr>
+              <w:jc w:val="left"/>
+              <w:rPr>
+                <w:color w:val="000000"/>
+              </w:rPr>
+            </w:pPr>
+            <w:r>
+              <w:rPr>
+                <w:rFonts w:hint="eastAsia" w:ascii="SimSun" w:hAnsi="SimSun" w:eastAsia="SimSun" w:cs="SimSun"/>
+                <w:b w:val="1"/>
+                <w:color w:val="000000"/>
+                <w:sz w:val="21"/>
+              </w:rPr>
+              <w:t>技法层卡口</w:t>
+            </w:r>
+          </w:p>
+        </w:tc>
+        <w:tc>
+          <w:tcPr>
+            <w:tcW w:w="2768" w:type="dxa"/>
+            <w:tcBorders>
+              <w:top w:val="single" w:color="999999" w:sz="6"/>
+              <w:left w:val="single" w:color="999999" w:sz="6"/>
+              <w:bottom w:val="single" w:color="999999" w:sz="6"/>
+              <w:right w:val="single" w:color="999999" w:sz="6"/>
+            </w:tcBorders>
+            <w:vAlign w:val="top"/>
+          </w:tcPr>
+          <w:p>
+            <w:pPr>
+              <w:jc w:val="left"/>
+              <w:rPr>
+                <w:color w:val="000000"/>
+              </w:rPr>
+            </w:pPr>
+            <w:r>
+              <w:rPr>
+                <w:rFonts w:hint="eastAsia" w:ascii="SimSun" w:hAnsi="SimSun" w:eastAsia="SimSun" w:cs="SimSun"/>
+                <w:color w:val="000000"/>
+                <w:sz w:val="21"/>
+              </w:rPr>
+              <w:t>三个教学点答完之后，学生多知道的是</w:t>
+            </w:r>
+            <w:r>
+              <w:rPr>
+                <w:rFonts w:hint="eastAsia" w:ascii="SimSun" w:hAnsi="SimSun" w:eastAsia="SimSun" w:cs="SimSun"/>
+                <w:b w:val="1"/>
+                <w:color w:val="000000"/>
+                <w:sz w:val="21"/>
+              </w:rPr>
+              <w:t>关系</w:t>
+            </w:r>
+            <w:r>
+              <w:rPr>
+                <w:rFonts w:hint="eastAsia" w:ascii="SimSun" w:hAnsi="SimSun" w:eastAsia="SimSun" w:cs="SimSun"/>
+                <w:color w:val="000000"/>
+                <w:sz w:val="21"/>
+              </w:rPr>
+              <w:t>（由外入内／传统与这一首／两种评价），不是术语</w:t>
             </w:r>
           </w:p>
         </w:tc>
@@ -9522,7 +10265,7 @@
     </w:tbl>
     <w:p>
       <w:pPr>
-        <w:pStyle w:val="000001"/>
+        <w:pStyle w:val="000005"/>
         <w:keepNext w:val="1"/>
         <w:keepLines w:val="1"/>
         <w:spacing w:before="336" w:beforeAutospacing="1" w:after="144" w:afterAutospacing="1" w:line="312"/>
@@ -9898,7 +10641,7 @@
                 <w:color w:val="000000"/>
                 <w:sz w:val="21"/>
               </w:rPr>
-              <w:t>《普通高中语文课程标准（2017 年版 2025 年修订）》</w:t>
+              <w:t>普通高中语文课程标准，三级制，本课对标水平二</w:t>
             </w:r>
           </w:p>
         </w:tc>
@@ -9957,7 +10700,7 @@
                 <w:color w:val="000000"/>
                 <w:sz w:val="21"/>
               </w:rPr>
-              <w:t>学业质量</w:t>
+              <w:t>李清照生卒年</w:t>
             </w:r>
           </w:p>
         </w:tc>
@@ -9985,7 +10728,7 @@
                 <w:color w:val="000000"/>
                 <w:sz w:val="21"/>
               </w:rPr>
-              <w:t>三级制，本课对标水平二</w:t>
+              <w:t>1084—约 1155</w:t>
             </w:r>
           </w:p>
         </w:tc>
@@ -10013,7 +10756,7 @@
                 <w:color w:val="000000"/>
                 <w:sz w:val="21"/>
               </w:rPr>
-              <w:t>已确认</w:t>
+              <w:t>待核对（以课本注释为准）</w:t>
             </w:r>
           </w:p>
         </w:tc>
@@ -10044,7 +10787,7 @@
                 <w:color w:val="000000"/>
                 <w:sz w:val="21"/>
               </w:rPr>
-              <w:t>李清照生卒年</w:t>
+              <w:t>引文</w:t>
             </w:r>
           </w:p>
         </w:tc>
@@ -10072,7 +10815,7 @@
                 <w:color w:val="000000"/>
                 <w:sz w:val="21"/>
               </w:rPr>
-              <w:t>1084—约 1155</w:t>
+              <w:t>傅庚生《中国文学欣赏举隅》、唐圭璋《唐宋词简释》、陈廷焯《白雨斋词话》、许昂霄《词综偶评》</w:t>
             </w:r>
           </w:p>
         </w:tc>
@@ -10100,15 +10843,13 @@
                 <w:color w:val="000000"/>
                 <w:sz w:val="21"/>
               </w:rPr>
-              <w:t>待核对（以课本注释为准）</w:t>
+              <w:t>已确认（多源互证；课堂只取结论，不要求学生在课上记出处）</w:t>
             </w:r>
           </w:p>
         </w:tc>
       </w:tr>
     </w:tbl>
-    <w:p>
-      <w:pPr/>
-    </w:p>
+    <w:p/>
     <w:sectPr>
       <w:headerReference r:id="rId5" w:type="default"/>
       <w:footerReference r:id="rId6" w:type="default"/>
@@ -10194,15 +10935,12 @@
   <w:abstractNum w:abstractNumId="1">
     <w:lvl w:ilvl="0">
       <w:start w:val="1"/>
-      <w:numFmt w:val="bullet"/>
-      <w:lvlText w:val=""/>
+      <w:numFmt w:val="decimal"/>
+      <w:lvlText w:val="%1."/>
       <w:lvlJc w:val="left"/>
       <w:pPr>
         <w:ind w:left="420" w:hanging="420"/>
       </w:pPr>
-      <w:rPr>
-        <w:rFonts w:hint="default" w:ascii="Wingdings" w:hAnsi="Wingdings"/>
-      </w:rPr>
     </w:lvl>
   </w:abstractNum>
   <w:abstractNum w:abstractNumId="2">
@@ -10219,25 +10957,28 @@
   <w:abstractNum w:abstractNumId="3">
     <w:lvl w:ilvl="0">
       <w:start w:val="1"/>
-      <w:numFmt w:val="decimal"/>
-      <w:lvlText w:val="%1."/>
+      <w:numFmt w:val="bullet"/>
+      <w:lvlText w:val=""/>
       <w:lvlJc w:val="left"/>
       <w:pPr>
         <w:ind w:left="420" w:hanging="420"/>
       </w:pPr>
+      <w:rPr>
+        <w:rFonts w:hint="default" w:ascii="Wingdings" w:hAnsi="Wingdings"/>
+      </w:rPr>
     </w:lvl>
   </w:abstractNum>
-  <w:num w:numId="2">
-    <w:abstractNumId w:val="1"/>
-  </w:num>
-  <w:num w:numId="3">
-    <w:abstractNumId w:val="2"/>
-  </w:num>
   <w:num w:numId="4">
     <w:abstractNumId w:val="3"/>
   </w:num>
   <w:num w:numId="1">
+    <w:abstractNumId w:val="2"/>
+  </w:num>
+  <w:num w:numId="2">
     <w:abstractNumId w:val="0"/>
+  </w:num>
+  <w:num w:numId="3">
+    <w:abstractNumId w:val="1"/>
   </w:num>
 </w:numbering>
 </file>
@@ -10261,99 +11002,99 @@
     </w:pPrDefault>
   </w:docDefaults>
   <w:latentStyles w:defLockedState="0" w:defUIPriority="99" w:defSemiHidden="0" w:defUnhideWhenUsed="0" w:defQFormat="0" w:count="88">
-    <w:lsdException w:name="heading 6" w:uiPriority="9" w:semiHidden="1" w:unhideWhenUsed="1" w:qFormat="1"/>
-    <w:lsdException w:name="footnote text" w:semiHidden="1" w:unhideWhenUsed="1"/>
+    <w:lsdException w:name="annotation reference" w:semiHidden="1" w:unhideWhenUsed="1"/>
+    <w:lsdException w:name="line number" w:semiHidden="1" w:unhideWhenUsed="1"/>
+    <w:lsdException w:name="heading 4" w:uiPriority="9" w:semiHidden="1" w:unhideWhenUsed="1" w:qFormat="1"/>
     <w:lsdException w:name="Normal" w:uiPriority="0" w:qFormat="1"/>
-    <w:lsdException w:name="annotation reference" w:semiHidden="1" w:unhideWhenUsed="1"/>
-    <w:lsdException w:name="List 2" w:semiHidden="1" w:unhideWhenUsed="1"/>
-    <w:lsdException w:name="index 8" w:semiHidden="1" w:unhideWhenUsed="1"/>
+    <w:lsdException w:name="Block Text" w:semiHidden="1" w:unhideWhenUsed="1"/>
+    <w:lsdException w:name="List Bullet 4" w:semiHidden="1" w:unhideWhenUsed="1"/>
+    <w:lsdException w:name="Normal Indent" w:semiHidden="1" w:unhideWhenUsed="1"/>
+    <w:lsdException w:name="toc 6" w:uiPriority="39" w:semiHidden="1" w:unhideWhenUsed="1"/>
+    <w:lsdException w:name="List Number" w:semiHidden="1" w:unhideWhenUsed="1"/>
     <w:lsdException w:name="header" w:semiHidden="1" w:unhideWhenUsed="1"/>
-    <w:lsdException w:name="List 4" w:semiHidden="1" w:unhideWhenUsed="1"/>
-    <w:lsdException w:name="endnote reference" w:semiHidden="1" w:unhideWhenUsed="1"/>
-    <w:lsdException w:name="toa heading" w:semiHidden="1" w:unhideWhenUsed="1"/>
-    <w:lsdException w:name="Body Text First Indent 2" w:semiHidden="1" w:unhideWhenUsed="1"/>
-    <w:lsdException w:name="List 5" w:semiHidden="1" w:unhideWhenUsed="1"/>
-    <w:lsdException w:name="FollowedHyperlink" w:semiHidden="1" w:unhideWhenUsed="1"/>
+    <w:lsdException w:name="macro" w:semiHidden="1" w:unhideWhenUsed="1"/>
     <w:lsdException w:name="List Continue 2" w:semiHidden="1" w:unhideWhenUsed="1"/>
+    <w:lsdException w:name="page number" w:semiHidden="1" w:unhideWhenUsed="1"/>
     <w:lsdException w:name="List Number 2" w:semiHidden="1" w:unhideWhenUsed="1"/>
+    <w:lsdException w:name="table of figures" w:semiHidden="1" w:unhideWhenUsed="1"/>
+    <w:lsdException w:name="table of authorities" w:semiHidden="1" w:unhideWhenUsed="1"/>
+    <w:lsdException w:name="toc 2" w:uiPriority="39" w:semiHidden="1" w:unhideWhenUsed="1"/>
+    <w:lsdException w:name="Body Text Indent 3" w:semiHidden="1" w:unhideWhenUsed="1"/>
+    <w:lsdException w:name="toc 1" w:uiPriority="39" w:semiHidden="1" w:unhideWhenUsed="1"/>
+    <w:lsdException w:name="index 3" w:semiHidden="1" w:unhideWhenUsed="1"/>
+    <w:lsdException w:name="envelope return" w:semiHidden="1" w:unhideWhenUsed="1"/>
+    <w:lsdException w:name="annotation text" w:semiHidden="1" w:unhideWhenUsed="1"/>
     <w:lsdException w:name="List Continue 5" w:semiHidden="1" w:unhideWhenUsed="1"/>
+    <w:lsdException w:name="index heading" w:semiHidden="1" w:unhideWhenUsed="1"/>
     <w:lsdException w:name="endnote text" w:semiHidden="1" w:unhideWhenUsed="1"/>
-    <w:lsdException w:name="annotation text" w:semiHidden="1" w:unhideWhenUsed="1"/>
-    <w:lsdException w:name="Date" w:semiHidden="1" w:unhideWhenUsed="1"/>
+    <w:lsdException w:name="Body Text 3" w:semiHidden="1" w:unhideWhenUsed="1"/>
+    <w:lsdException w:name="index 4" w:semiHidden="1" w:unhideWhenUsed="1"/>
+    <w:lsdException w:name="Hyperlink" w:semiHidden="1" w:unhideWhenUsed="1"/>
+    <w:lsdException w:name="index 7" w:semiHidden="1" w:unhideWhenUsed="1"/>
+    <w:lsdException w:name="Closing" w:semiHidden="1" w:unhideWhenUsed="1"/>
+    <w:lsdException w:name="heading 9" w:uiPriority="9" w:semiHidden="1" w:unhideWhenUsed="1" w:qFormat="1"/>
     <w:lsdException w:name="List Number 5" w:semiHidden="1" w:unhideWhenUsed="1"/>
     <w:lsdException w:name="Body Text" w:semiHidden="1" w:unhideWhenUsed="1"/>
-    <w:lsdException w:name="Hyperlink" w:semiHidden="1" w:unhideWhenUsed="1"/>
+    <w:lsdException w:name="heading 5" w:uiPriority="9" w:semiHidden="1" w:unhideWhenUsed="1" w:qFormat="1"/>
     <w:lsdException w:name="Body Text First Indent" w:semiHidden="1" w:unhideWhenUsed="1"/>
-    <w:lsdException w:name="List" w:semiHidden="1" w:unhideWhenUsed="1"/>
-    <w:lsdException w:name="heading 7" w:uiPriority="9" w:semiHidden="1" w:unhideWhenUsed="1" w:qFormat="1"/>
-    <w:lsdException w:name="List Continue" w:semiHidden="1" w:unhideWhenUsed="1"/>
-    <w:lsdException w:name="heading 3" w:uiPriority="9" w:semiHidden="1" w:unhideWhenUsed="1" w:qFormat="1"/>
-    <w:lsdException w:name="List 3" w:semiHidden="1" w:unhideWhenUsed="1"/>
-    <w:lsdException w:name="toc 7" w:uiPriority="39" w:semiHidden="1" w:unhideWhenUsed="1"/>
     <w:lsdException w:name="caption" w:uiPriority="35" w:semiHidden="1" w:unhideWhenUsed="1" w:qFormat="1"/>
-    <w:lsdException w:name="Title" w:uiPriority="10" w:qFormat="1"/>
     <w:lsdException w:name="envelope address" w:semiHidden="1" w:unhideWhenUsed="1"/>
-    <w:lsdException w:name="index 6" w:semiHidden="1" w:unhideWhenUsed="1"/>
-    <w:lsdException w:name="Message Header" w:semiHidden="1" w:unhideWhenUsed="1"/>
-    <w:lsdException w:name="line number" w:semiHidden="1" w:unhideWhenUsed="1"/>
-    <w:lsdException w:name="heading 4" w:uiPriority="9" w:semiHidden="1" w:unhideWhenUsed="1" w:qFormat="1"/>
-    <w:lsdException w:name="heading 8" w:uiPriority="9" w:semiHidden="1" w:unhideWhenUsed="1" w:qFormat="1"/>
+    <w:lsdException w:name="Body Text 2" w:semiHidden="1" w:unhideWhenUsed="1"/>
+    <w:lsdException w:name="Strong" w:uiPriority="22" w:qFormat="1"/>
     <w:lsdException w:name="heading 2" w:uiPriority="9" w:semiHidden="1" w:unhideWhenUsed="1" w:qFormat="1"/>
     <w:lsdException w:name="List Continue 4" w:semiHidden="1" w:unhideWhenUsed="1"/>
     <w:lsdException w:name="Signature" w:semiHidden="1" w:unhideWhenUsed="1"/>
+    <w:lsdException w:name="heading 1" w:uiPriority="9" w:qFormat="1"/>
     <w:lsdException w:name="List Bullet 5" w:semiHidden="1" w:unhideWhenUsed="1"/>
+    <w:lsdException w:name="toc 7" w:uiPriority="39" w:semiHidden="1" w:unhideWhenUsed="1"/>
+    <w:lsdException w:name="List Bullet" w:semiHidden="1" w:unhideWhenUsed="1"/>
     <w:lsdException w:name="toc 8" w:uiPriority="39" w:semiHidden="1" w:unhideWhenUsed="1"/>
-    <w:lsdException w:name="toc 6" w:uiPriority="39" w:semiHidden="1" w:unhideWhenUsed="1"/>
-    <w:lsdException w:name="List Number" w:semiHidden="1" w:unhideWhenUsed="1"/>
+    <w:lsdException w:name="Message Header" w:semiHidden="1" w:unhideWhenUsed="1"/>
+    <w:lsdException w:name="Subtitle" w:uiPriority="11" w:qFormat="1"/>
+    <w:lsdException w:name="List 4" w:semiHidden="1" w:unhideWhenUsed="1"/>
     <w:lsdException w:name="List Number 4" w:semiHidden="1" w:unhideWhenUsed="1"/>
-    <w:lsdException w:name="macro" w:semiHidden="1" w:unhideWhenUsed="1"/>
+    <w:lsdException w:name="endnote reference" w:semiHidden="1" w:unhideWhenUsed="1"/>
+    <w:lsdException w:name="heading 6" w:uiPriority="9" w:semiHidden="1" w:unhideWhenUsed="1" w:qFormat="1"/>
     <w:lsdException w:name="Salutation" w:semiHidden="1" w:unhideWhenUsed="1"/>
-    <w:lsdException w:name="Block Text" w:semiHidden="1" w:unhideWhenUsed="1"/>
-    <w:lsdException w:name="table of authorities" w:semiHidden="1" w:unhideWhenUsed="1"/>
-    <w:lsdException w:name="List Bullet 4" w:semiHidden="1" w:unhideWhenUsed="1"/>
-    <w:lsdException w:name="Normal Indent" w:semiHidden="1" w:unhideWhenUsed="1"/>
+    <w:lsdException w:name="toa heading" w:semiHidden="1" w:unhideWhenUsed="1"/>
+    <w:lsdException w:name="Body Text First Indent 2" w:semiHidden="1" w:unhideWhenUsed="1"/>
     <w:lsdException w:name="Body Text Indent" w:semiHidden="1" w:unhideWhenUsed="1"/>
-    <w:lsdException w:name="table of figures" w:semiHidden="1" w:unhideWhenUsed="1"/>
+    <w:lsdException w:name="List 2" w:semiHidden="1" w:unhideWhenUsed="1"/>
+    <w:lsdException w:name="index 8" w:semiHidden="1" w:unhideWhenUsed="1"/>
+    <w:lsdException w:name="toc 3" w:uiPriority="39" w:semiHidden="1" w:unhideWhenUsed="1"/>
+    <w:lsdException w:name="Default Paragraph Font" w:uiPriority="1" w:semiHidden="1" w:unhideWhenUsed="1"/>
+    <w:lsdException w:name="List 5" w:semiHidden="1" w:unhideWhenUsed="1"/>
     <w:lsdException w:name="List Bullet 2" w:semiHidden="1" w:unhideWhenUsed="1"/>
-    <w:lsdException w:name="Body Text Indent 3" w:semiHidden="1" w:unhideWhenUsed="1"/>
-    <w:lsdException w:name="toc 3" w:uiPriority="39" w:semiHidden="1" w:unhideWhenUsed="1"/>
-    <w:lsdException w:name="toc 1" w:uiPriority="39" w:semiHidden="1" w:unhideWhenUsed="1"/>
+    <w:lsdException w:name="index 5" w:semiHidden="1" w:unhideWhenUsed="1"/>
     <w:lsdException w:name="Note Heading" w:semiHidden="1" w:unhideWhenUsed="1"/>
-    <w:lsdException w:name="Default Paragraph Font" w:uiPriority="1" w:semiHidden="1" w:unhideWhenUsed="1"/>
+    <w:lsdException w:name="FollowedHyperlink" w:semiHidden="1" w:unhideWhenUsed="1"/>
     <w:lsdException w:name="footer" w:semiHidden="1" w:unhideWhenUsed="1"/>
-    <w:lsdException w:name="page number" w:semiHidden="1" w:unhideWhenUsed="1"/>
-    <w:lsdException w:name="index heading" w:semiHidden="1" w:unhideWhenUsed="1"/>
-    <w:lsdException w:name="toc 2" w:uiPriority="39" w:semiHidden="1" w:unhideWhenUsed="1"/>
-    <w:lsdException w:name="Body Text 3" w:semiHidden="1" w:unhideWhenUsed="1"/>
+    <w:lsdException w:name="List Continue 3" w:semiHidden="1" w:unhideWhenUsed="1"/>
     <w:lsdException w:name="toc 4" w:uiPriority="39" w:semiHidden="1" w:unhideWhenUsed="1"/>
     <w:lsdException w:name="index 1" w:semiHidden="1" w:unhideWhenUsed="1"/>
-    <w:lsdException w:name="index 3" w:semiHidden="1" w:unhideWhenUsed="1"/>
-    <w:lsdException w:name="index 7" w:semiHidden="1" w:unhideWhenUsed="1"/>
-    <w:lsdException w:name="index 5" w:semiHidden="1" w:unhideWhenUsed="1"/>
     <w:lsdException w:name="footnote reference" w:semiHidden="1" w:unhideWhenUsed="1"/>
-    <w:lsdException w:name="envelope return" w:semiHidden="1" w:unhideWhenUsed="1"/>
-    <w:lsdException w:name="heading 9" w:uiPriority="9" w:semiHidden="1" w:unhideWhenUsed="1" w:qFormat="1"/>
-    <w:lsdException w:name="List Continue 3" w:semiHidden="1" w:unhideWhenUsed="1"/>
+    <w:lsdException w:name="Date" w:semiHidden="1" w:unhideWhenUsed="1"/>
+    <w:lsdException w:name="List Number 3" w:semiHidden="1" w:unhideWhenUsed="1"/>
+    <w:lsdException w:name="heading 3" w:uiPriority="9" w:semiHidden="1" w:unhideWhenUsed="1" w:qFormat="1"/>
     <w:lsdException w:name="index 2" w:semiHidden="1" w:unhideWhenUsed="1"/>
-    <w:lsdException w:name="index 4" w:semiHidden="1" w:unhideWhenUsed="1"/>
+    <w:lsdException w:name="List Bullet 3" w:semiHidden="1" w:unhideWhenUsed="1"/>
     <w:lsdException w:name="toc 9" w:uiPriority="39" w:semiHidden="1" w:unhideWhenUsed="1"/>
-    <w:lsdException w:name="Closing" w:semiHidden="1" w:unhideWhenUsed="1"/>
-    <w:lsdException w:name="Strong" w:uiPriority="22" w:qFormat="1"/>
-    <w:lsdException w:name="List Number 3" w:semiHidden="1" w:unhideWhenUsed="1"/>
+    <w:lsdException w:name="List" w:semiHidden="1" w:unhideWhenUsed="1"/>
+    <w:lsdException w:name="heading 7" w:uiPriority="9" w:semiHidden="1" w:unhideWhenUsed="1" w:qFormat="1"/>
+    <w:lsdException w:name="index 6" w:semiHidden="1" w:unhideWhenUsed="1"/>
+    <w:lsdException w:name="List Continue" w:semiHidden="1" w:unhideWhenUsed="1"/>
+    <w:lsdException w:name="toc 5" w:uiPriority="39" w:semiHidden="1" w:unhideWhenUsed="1"/>
     <w:lsdException w:name="Body Text Indent 2" w:semiHidden="1" w:unhideWhenUsed="1"/>
-    <w:lsdException w:name="heading 5" w:uiPriority="9" w:semiHidden="1" w:unhideWhenUsed="1" w:qFormat="1"/>
-    <w:lsdException w:name="heading 1" w:uiPriority="9" w:qFormat="1"/>
-    <w:lsdException w:name="List Bullet 3" w:semiHidden="1" w:unhideWhenUsed="1"/>
+    <w:lsdException w:name="heading 8" w:uiPriority="9" w:semiHidden="1" w:unhideWhenUsed="1" w:qFormat="1"/>
+    <w:lsdException w:name="footnote text" w:semiHidden="1" w:unhideWhenUsed="1"/>
+    <w:lsdException w:name="List 3" w:semiHidden="1" w:unhideWhenUsed="1"/>
     <w:lsdException w:name="index 9" w:semiHidden="1" w:unhideWhenUsed="1"/>
-    <w:lsdException w:name="toc 5" w:uiPriority="39" w:semiHidden="1" w:unhideWhenUsed="1"/>
-    <w:lsdException w:name="Body Text 2" w:semiHidden="1" w:unhideWhenUsed="1"/>
-    <w:lsdException w:name="List Bullet" w:semiHidden="1" w:unhideWhenUsed="1"/>
-    <w:lsdException w:name="Subtitle" w:uiPriority="11" w:qFormat="1"/>
+    <w:lsdException w:name="Title" w:uiPriority="10" w:qFormat="1"/>
   </w:latentStyles>
-  <w:style w:type="paragraph" w:styleId="000003">
+  <w:style w:type="paragraph" w:styleId="00000f">
     <w:name w:val="heading 3"/>
-    <w:basedOn w:val="000002"/>
-    <w:next w:val="000002"/>
+    <w:basedOn w:val="Normal"/>
+    <w:next w:val="Normal"/>
     <w:uiPriority w:val="9"/>
     <w:qFormat w:val="1"/>
     <w:pPr>
@@ -10370,8 +11111,8 @@
   </w:style>
   <w:style w:type="paragraph" w:styleId="000004">
     <w:name w:val="heading 1"/>
-    <w:basedOn w:val="000002"/>
-    <w:next w:val="000002"/>
+    <w:basedOn w:val="Normal"/>
+    <w:next w:val="Normal"/>
     <w:uiPriority w:val="9"/>
     <w:qFormat w:val="1"/>
     <w:pPr>
@@ -10386,10 +11127,10 @@
       <w:szCs w:val="32"/>
     </w:rPr>
   </w:style>
-  <w:style w:type="paragraph" w:styleId="000001">
+  <w:style w:type="paragraph" w:styleId="000005">
     <w:name w:val="heading 2"/>
-    <w:basedOn w:val="000002"/>
-    <w:next w:val="000002"/>
+    <w:basedOn w:val="Normal"/>
+    <w:next w:val="Normal"/>
     <w:uiPriority w:val="9"/>
     <w:qFormat w:val="1"/>
     <w:pPr>
